--- a/Project 1/Project1.docx
+++ b/Project 1/Project1.docx
@@ -97,6 +97,7 @@
                                     <w:calendar w:val="gregorian"/>
                                   </w:date>
                                 </w:sdtPr>
+                                <w:sdtEndPr/>
                                 <w:sdtContent>
                                   <w:p>
                                     <w:pPr>
@@ -204,6 +205,7 @@
                               <w:calendar w:val="gregorian"/>
                             </w:date>
                           </w:sdtPr>
+                          <w:sdtEndPr/>
                           <w:sdtContent>
                             <w:p>
                               <w:pPr>
@@ -341,7 +343,6 @@
                               <w:sdt>
                                 <w:sdtPr>
                                   <w:rPr>
-                                    <w:rStyle w:val="Header"/>
                                     <w:rFonts w:ascii="Calibri" w:hAnsi="Calibri"/>
                                     <w:b/>
                                     <w:bCs/>
@@ -356,6 +357,7 @@
                                   <w:dataBinding w:prefixMappings="xmlns:ns0='http://purl.org/dc/elements/1.1/' xmlns:ns1='http://schemas.openxmlformats.org/package/2006/metadata/core-properties' " w:xpath="/ns1:coreProperties[1]/ns0:subject[1]" w:storeItemID="{6C3C8BC8-F283-45AE-878A-BAB7291924A1}"/>
                                   <w:text/>
                                 </w:sdtPr>
+                                <w:sdtEndPr/>
                                 <w:sdtContent>
                                   <w:p>
                                     <w:pPr>
@@ -371,7 +373,6 @@
                                     </w:pPr>
                                     <w:r>
                                       <w:rPr>
-                                        <w:rStyle w:val="Header"/>
                                         <w:rFonts w:ascii="Calibri" w:hAnsi="Calibri"/>
                                         <w:b/>
                                         <w:bCs/>
@@ -380,33 +381,7 @@
                                         <w:color w:val="4F81BD" w:themeColor="accent1"/>
                                         <w:lang w:val="el-GR"/>
                                       </w:rPr>
-                                      <w:t xml:space="preserve">Σπυρίδων Μανταδάκης (1100613) up1100613@ac.upatras.gr </w:t>
-                                    </w:r>
-                                    <w:r>
-                                      <w:rPr>
-                                        <w:rStyle w:val="Header"/>
-                                        <w:rFonts w:ascii="Calibri" w:hAnsi="Calibri"/>
-                                        <w:b/>
-                                        <w:bCs/>
-                                        <w:i/>
-                                        <w:iCs/>
-                                        <w:color w:val="4F81BD" w:themeColor="accent1"/>
-                                        <w:lang w:val="el-GR"/>
-                                      </w:rPr>
-                                      <w:t xml:space="preserve">                              </w:t>
-                                    </w:r>
-                                    <w:r>
-                                      <w:rPr>
-                                        <w:rStyle w:val="Header"/>
-                                        <w:rFonts w:ascii="Calibri" w:hAnsi="Calibri"/>
-                                        <w:b/>
-                                        <w:bCs/>
-                                        <w:i/>
-                                        <w:iCs/>
-                                        <w:color w:val="4F81BD" w:themeColor="accent1"/>
-                                        <w:lang w:val="el-GR"/>
-                                      </w:rPr>
-                                      <w:t xml:space="preserve">Φοιτητής 3ου έτους                       </w:t>
+                                      <w:t>Σπυρίδων Μανταδάκης (1100613) up1100613@ac.upatras.gr                               Φοιτητής 3ου έτους</w:t>
                                     </w:r>
                                   </w:p>
                                 </w:sdtContent>
@@ -443,7 +418,6 @@
                         <w:sdt>
                           <w:sdtPr>
                             <w:rPr>
-                              <w:rStyle w:val="Header"/>
                               <w:rFonts w:ascii="Calibri" w:hAnsi="Calibri"/>
                               <w:b/>
                               <w:bCs/>
@@ -458,6 +432,7 @@
                             <w:dataBinding w:prefixMappings="xmlns:ns0='http://purl.org/dc/elements/1.1/' xmlns:ns1='http://schemas.openxmlformats.org/package/2006/metadata/core-properties' " w:xpath="/ns1:coreProperties[1]/ns0:subject[1]" w:storeItemID="{6C3C8BC8-F283-45AE-878A-BAB7291924A1}"/>
                             <w:text/>
                           </w:sdtPr>
+                          <w:sdtEndPr/>
                           <w:sdtContent>
                             <w:p>
                               <w:pPr>
@@ -473,7 +448,6 @@
                               </w:pPr>
                               <w:r>
                                 <w:rPr>
-                                  <w:rStyle w:val="Header"/>
                                   <w:rFonts w:ascii="Calibri" w:hAnsi="Calibri"/>
                                   <w:b/>
                                   <w:bCs/>
@@ -482,33 +456,7 @@
                                   <w:color w:val="4F81BD" w:themeColor="accent1"/>
                                   <w:lang w:val="el-GR"/>
                                 </w:rPr>
-                                <w:t xml:space="preserve">Σπυρίδων Μανταδάκης (1100613) up1100613@ac.upatras.gr </w:t>
-                              </w:r>
-                              <w:r>
-                                <w:rPr>
-                                  <w:rStyle w:val="Header"/>
-                                  <w:rFonts w:ascii="Calibri" w:hAnsi="Calibri"/>
-                                  <w:b/>
-                                  <w:bCs/>
-                                  <w:i/>
-                                  <w:iCs/>
-                                  <w:color w:val="4F81BD" w:themeColor="accent1"/>
-                                  <w:lang w:val="el-GR"/>
-                                </w:rPr>
-                                <w:t xml:space="preserve">                              </w:t>
-                              </w:r>
-                              <w:r>
-                                <w:rPr>
-                                  <w:rStyle w:val="Header"/>
-                                  <w:rFonts w:ascii="Calibri" w:hAnsi="Calibri"/>
-                                  <w:b/>
-                                  <w:bCs/>
-                                  <w:i/>
-                                  <w:iCs/>
-                                  <w:color w:val="4F81BD" w:themeColor="accent1"/>
-                                  <w:lang w:val="el-GR"/>
-                                </w:rPr>
-                                <w:t xml:space="preserve">Φοιτητής 3ου έτους                       </w:t>
+                                <w:t>Σπυρίδων Μανταδάκης (1100613) up1100613@ac.upatras.gr                               Φοιτητής 3ου έτους</w:t>
                               </w:r>
                             </w:p>
                           </w:sdtContent>
@@ -698,6 +646,7 @@
                                       <w:dataBinding w:prefixMappings="xmlns:ns0='http://purl.org/dc/elements/1.1/' xmlns:ns1='http://schemas.openxmlformats.org/package/2006/metadata/core-properties' " w:xpath="/ns1:coreProperties[1]/ns0:title[1]" w:storeItemID="{6C3C8BC8-F283-45AE-878A-BAB7291924A1}"/>
                                       <w:text/>
                                     </w:sdtPr>
+                                    <w:sdtEndPr/>
                                     <w:sdtContent>
                                       <w:r>
                                         <w:rPr>
@@ -706,25 +655,7 @@
                                           <w:szCs w:val="72"/>
                                           <w:lang w:val="el-GR"/>
                                         </w:rPr>
-                                        <w:t>Προγραμματισμός Συστ</w:t>
-                                      </w:r>
-                                      <w:r>
-                                        <w:rPr>
-                                          <w:color w:val="FFFFFF" w:themeColor="background1"/>
-                                          <w:sz w:val="72"/>
-                                          <w:szCs w:val="72"/>
-                                          <w:lang w:val="el-GR"/>
-                                        </w:rPr>
-                                        <w:t>ημάτων</w:t>
-                                      </w:r>
-                                      <w:r>
-                                        <w:rPr>
-                                          <w:color w:val="FFFFFF" w:themeColor="background1"/>
-                                          <w:sz w:val="72"/>
-                                          <w:szCs w:val="72"/>
-                                          <w:lang w:val="el-GR"/>
-                                        </w:rPr>
-                                        <w:t xml:space="preserve"> </w:t>
+                                        <w:t>Προγραμματισμός Συστημάτων</w:t>
                                       </w:r>
                                     </w:sdtContent>
                                   </w:sdt>
@@ -935,6 +866,7 @@
                                 <w:dataBinding w:prefixMappings="xmlns:ns0='http://purl.org/dc/elements/1.1/' xmlns:ns1='http://schemas.openxmlformats.org/package/2006/metadata/core-properties' " w:xpath="/ns1:coreProperties[1]/ns0:title[1]" w:storeItemID="{6C3C8BC8-F283-45AE-878A-BAB7291924A1}"/>
                                 <w:text/>
                               </w:sdtPr>
+                              <w:sdtEndPr/>
                               <w:sdtContent>
                                 <w:r>
                                   <w:rPr>
@@ -943,25 +875,7 @@
                                     <w:szCs w:val="72"/>
                                     <w:lang w:val="el-GR"/>
                                   </w:rPr>
-                                  <w:t>Προγραμματισμός Συστ</w:t>
-                                </w:r>
-                                <w:r>
-                                  <w:rPr>
-                                    <w:color w:val="FFFFFF" w:themeColor="background1"/>
-                                    <w:sz w:val="72"/>
-                                    <w:szCs w:val="72"/>
-                                    <w:lang w:val="el-GR"/>
-                                  </w:rPr>
-                                  <w:t>ημάτων</w:t>
-                                </w:r>
-                                <w:r>
-                                  <w:rPr>
-                                    <w:color w:val="FFFFFF" w:themeColor="background1"/>
-                                    <w:sz w:val="72"/>
-                                    <w:szCs w:val="72"/>
-                                    <w:lang w:val="el-GR"/>
-                                  </w:rPr>
-                                  <w:t xml:space="preserve"> </w:t>
+                                  <w:t>Προγραμματισμός Συστημάτων</w:t>
                                 </w:r>
                               </w:sdtContent>
                             </w:sdt>
@@ -1134,7 +1048,7 @@
           <w:r>
             <w:fldChar w:fldCharType="separate"/>
           </w:r>
-          <w:hyperlink w:anchor="_Toc212122162" w:history="1">
+          <w:hyperlink w:anchor="_Toc212133618" w:history="1">
             <w:r>
               <w:rPr>
                 <w:rStyle w:val="Hyperlink"/>
@@ -1162,7 +1076,7 @@
                 <w:noProof/>
                 <w:webHidden/>
               </w:rPr>
-              <w:instrText xml:space="preserve"> PAGEREF _Toc212122162 \h </w:instrText>
+              <w:instrText xml:space="preserve"> PAGEREF _Toc212133618 \h </w:instrText>
             </w:r>
             <w:r>
               <w:rPr>
@@ -1182,7 +1096,7 @@
                 <w:noProof/>
                 <w:webHidden/>
               </w:rPr>
-              <w:t>1</w:t>
+              <w:t>2</w:t>
             </w:r>
             <w:r>
               <w:rPr>
@@ -1208,29 +1122,14 @@
               <w14:ligatures w14:val="standardContextual"/>
             </w:rPr>
           </w:pPr>
-          <w:hyperlink w:anchor="_Toc212122163" w:history="1">
+          <w:hyperlink w:anchor="_Toc212133619" w:history="1">
             <w:r>
               <w:rPr>
                 <w:rStyle w:val="Hyperlink"/>
                 <w:noProof/>
                 <w:lang w:val="el-GR"/>
               </w:rPr>
-              <w:t>2. Παρουσίαση Εφαρμογής (</w:t>
-            </w:r>
-            <w:r>
-              <w:rPr>
-                <w:rStyle w:val="Hyperlink"/>
-                <w:noProof/>
-              </w:rPr>
-              <w:t>Screenshots</w:t>
-            </w:r>
-            <w:r>
-              <w:rPr>
-                <w:rStyle w:val="Hyperlink"/>
-                <w:noProof/>
-                <w:lang w:val="el-GR"/>
-              </w:rPr>
-              <w:t>)</w:t>
+              <w:t>2. Περιγραφή σχεδιασμού και αλγορίθμου</w:t>
             </w:r>
             <w:r>
               <w:rPr>
@@ -1251,7 +1150,7 @@
                 <w:noProof/>
                 <w:webHidden/>
               </w:rPr>
-              <w:instrText xml:space="preserve"> PAGEREF _Toc212122163 \h </w:instrText>
+              <w:instrText xml:space="preserve"> PAGEREF _Toc212133619 \h </w:instrText>
             </w:r>
             <w:r>
               <w:rPr>
@@ -1271,7 +1170,7 @@
                 <w:noProof/>
                 <w:webHidden/>
               </w:rPr>
-              <w:t>1</w:t>
+              <w:t>2</w:t>
             </w:r>
             <w:r>
               <w:rPr>
@@ -1297,36 +1196,88 @@
               <w14:ligatures w14:val="standardContextual"/>
             </w:rPr>
           </w:pPr>
-          <w:hyperlink w:anchor="_Toc212122164" w:history="1">
+          <w:hyperlink w:anchor="_Toc212133620" w:history="1">
             <w:r>
               <w:rPr>
                 <w:rStyle w:val="Hyperlink"/>
                 <w:noProof/>
                 <w:lang w:val="el-GR"/>
               </w:rPr>
-              <w:t xml:space="preserve">3. Ρυθμίσεις </w:t>
+              <w:t>3. Προβλήματα που εντοπίστηκαν &amp; λύσεις</w:t>
             </w:r>
             <w:r>
               <w:rPr>
-                <w:rStyle w:val="Hyperlink"/>
                 <w:noProof/>
-              </w:rPr>
-              <w:t>Server</w:t>
+                <w:webHidden/>
+              </w:rPr>
+              <w:tab/>
             </w:r>
+            <w:r>
+              <w:rPr>
+                <w:noProof/>
+                <w:webHidden/>
+              </w:rPr>
+              <w:fldChar w:fldCharType="begin"/>
+            </w:r>
+            <w:r>
+              <w:rPr>
+                <w:noProof/>
+                <w:webHidden/>
+              </w:rPr>
+              <w:instrText xml:space="preserve"> PAGEREF _Toc212133620 \h </w:instrText>
+            </w:r>
+            <w:r>
+              <w:rPr>
+                <w:noProof/>
+                <w:webHidden/>
+              </w:rPr>
+            </w:r>
+            <w:r>
+              <w:rPr>
+                <w:noProof/>
+                <w:webHidden/>
+              </w:rPr>
+              <w:fldChar w:fldCharType="separate"/>
+            </w:r>
+            <w:r>
+              <w:rPr>
+                <w:noProof/>
+                <w:webHidden/>
+              </w:rPr>
+              <w:t>3</w:t>
+            </w:r>
+            <w:r>
+              <w:rPr>
+                <w:noProof/>
+                <w:webHidden/>
+              </w:rPr>
+              <w:fldChar w:fldCharType="end"/>
+            </w:r>
+          </w:hyperlink>
+        </w:p>
+        <w:p>
+          <w:pPr>
+            <w:pStyle w:val="TOC1"/>
+            <w:tabs>
+              <w:tab w:val="right" w:leader="dot" w:pos="8630"/>
+            </w:tabs>
+            <w:rPr>
+              <w:rFonts w:asciiTheme="minorHAnsi" w:hAnsiTheme="minorHAnsi"/>
+              <w:noProof/>
+              <w:kern w:val="2"/>
+              <w:sz w:val="24"/>
+              <w:szCs w:val="24"/>
+              <w14:ligatures w14:val="standardContextual"/>
+            </w:rPr>
+          </w:pPr>
+          <w:hyperlink w:anchor="_Toc212133621" w:history="1">
             <w:r>
               <w:rPr>
                 <w:rStyle w:val="Hyperlink"/>
                 <w:noProof/>
                 <w:lang w:val="el-GR"/>
               </w:rPr>
-              <w:t xml:space="preserve"> και </w:t>
-            </w:r>
-            <w:r>
-              <w:rPr>
-                <w:rStyle w:val="Hyperlink"/>
-                <w:noProof/>
-              </w:rPr>
-              <w:t>Cache</w:t>
+              <w:t>4. Πειραματική διαδικασία &amp; Χρονομετρήσεις</w:t>
             </w:r>
             <w:r>
               <w:rPr>
@@ -1347,7 +1298,7 @@
                 <w:noProof/>
                 <w:webHidden/>
               </w:rPr>
-              <w:instrText xml:space="preserve"> PAGEREF _Toc212122164 \h </w:instrText>
+              <w:instrText xml:space="preserve"> PAGEREF _Toc212133621 \h </w:instrText>
             </w:r>
             <w:r>
               <w:rPr>
@@ -1367,7 +1318,7 @@
                 <w:noProof/>
                 <w:webHidden/>
               </w:rPr>
-              <w:t>2</w:t>
+              <w:t>4</w:t>
             </w:r>
             <w:r>
               <w:rPr>
@@ -1518,7 +1469,7 @@
           <w:lang w:val="el-GR"/>
         </w:rPr>
       </w:pPr>
-      <w:bookmarkStart w:id="3" w:name="_Toc212122162"/>
+      <w:bookmarkStart w:id="3" w:name="_Toc212133618"/>
       <w:r>
         <w:rPr>
           <w:sz w:val="40"/>
@@ -1773,7 +1724,7 @@
           <w:lang w:val="el-GR"/>
         </w:rPr>
       </w:pPr>
-      <w:bookmarkStart w:id="4" w:name="_Toc212122164"/>
+      <w:bookmarkStart w:id="4" w:name="_Toc212133619"/>
       <w:r>
         <w:rPr>
           <w:sz w:val="40"/>
@@ -1790,7 +1741,6 @@
         </w:rPr>
         <w:t xml:space="preserve">. </w:t>
       </w:r>
-      <w:bookmarkEnd w:id="4"/>
       <w:r>
         <w:rPr>
           <w:sz w:val="40"/>
@@ -1799,6 +1749,7 @@
         </w:rPr>
         <w:t>Περιγραφή σχεδιασμού και αλγορίθμου</w:t>
       </w:r>
+      <w:bookmarkEnd w:id="4"/>
     </w:p>
     <w:p>
       <w:pPr>
@@ -1820,7 +1771,7 @@
           <w:b/>
           <w:bCs/>
         </w:rPr>
-        <w:t>Monte Carlo</w:t>
+        <w:t>Monte</w:t>
       </w:r>
       <w:r>
         <w:rPr>
@@ -1828,6 +1779,21 @@
           <w:bCs/>
           <w:lang w:val="el-GR"/>
         </w:rPr>
+        <w:t xml:space="preserve"> </w:t>
+      </w:r>
+      <w:r>
+        <w:rPr>
+          <w:b/>
+          <w:bCs/>
+        </w:rPr>
+        <w:t>Carlo</w:t>
+      </w:r>
+      <w:r>
+        <w:rPr>
+          <w:b/>
+          <w:bCs/>
+          <w:lang w:val="el-GR"/>
+        </w:rPr>
         <w:t>:</w:t>
       </w:r>
     </w:p>
@@ -1948,66 +1914,168 @@
           <w:lang w:val="el-GR"/>
         </w:rPr>
       </w:pPr>
-      <w:proofErr w:type="spellStart"/>
       <w:r>
         <w:rPr>
           <w:b/>
           <w:bCs/>
-        </w:rPr>
-        <w:t>Δι</w:t>
+          <w:lang w:val="el-GR"/>
+        </w:rPr>
+        <w:t>Διαμοιρασμός εργασίας:</w:t>
+      </w:r>
+    </w:p>
+    <w:p>
+      <w:pPr>
+        <w:rPr>
+          <w:lang w:val="el-GR"/>
+        </w:rPr>
+      </w:pPr>
+      <w:r>
+        <w:rPr>
+          <w:lang w:val="el-GR"/>
+        </w:rPr>
+        <w:t xml:space="preserve">Ο συνολικός αριθμός επαναλήψεων </w:t>
+      </w:r>
+      <w:r>
+        <w:t>n</w:t>
+      </w:r>
+      <w:r>
+        <w:rPr>
+          <w:lang w:val="el-GR"/>
+        </w:rPr>
+        <w:t xml:space="preserve"> (δείγματα)</w:t>
+      </w:r>
+      <w:r>
+        <w:rPr>
+          <w:lang w:val="el-GR"/>
+        </w:rPr>
+        <w:t xml:space="preserve"> διαιρείται </w:t>
+      </w:r>
+      <w:r>
+        <w:rPr>
+          <w:lang w:val="el-GR"/>
+        </w:rPr>
+        <w:t>ίσα σε</w:t>
+      </w:r>
+      <w:r>
+        <w:rPr>
+          <w:lang w:val="el-GR"/>
+        </w:rPr>
+        <w:t xml:space="preserve"> </w:t>
+      </w:r>
+      <w:r>
+        <w:t>p</w:t>
+      </w:r>
+      <w:r>
+        <w:rPr>
+          <w:lang w:val="el-GR"/>
+        </w:rPr>
+        <w:t xml:space="preserve"> διεργασ</w:t>
+      </w:r>
+      <w:r>
+        <w:rPr>
+          <w:lang w:val="el-GR"/>
+        </w:rPr>
+        <w:t>ίες</w:t>
+      </w:r>
+      <w:r>
+        <w:rPr>
+          <w:lang w:val="el-GR"/>
+        </w:rPr>
+        <w:t xml:space="preserve"> (</w:t>
+      </w:r>
+      <w:proofErr w:type="spellStart"/>
+      <w:r>
+        <w:t>nprocs</w:t>
       </w:r>
       <w:proofErr w:type="spellEnd"/>
+      <w:r>
+        <w:rPr>
+          <w:lang w:val="el-GR"/>
+        </w:rPr>
+        <w:t xml:space="preserve">). Κάθε διεργασία παράγει δικό της </w:t>
+      </w:r>
+      <w:r>
+        <w:t>seed</w:t>
+      </w:r>
+      <w:r>
+        <w:rPr>
+          <w:lang w:val="el-GR"/>
+        </w:rPr>
+        <w:t xml:space="preserve"> για τον γεννήτορα τυχαίων (</w:t>
+      </w:r>
+      <w:proofErr w:type="spellStart"/>
+      <w:r>
+        <w:t>srand</w:t>
+      </w:r>
+      <w:proofErr w:type="spellEnd"/>
+      <w:r>
+        <w:rPr>
+          <w:lang w:val="el-GR"/>
+        </w:rPr>
+        <w:t>48(</w:t>
+      </w:r>
+      <w:proofErr w:type="spellStart"/>
+      <w:r>
+        <w:t>getpid</w:t>
+      </w:r>
+      <w:proofErr w:type="spellEnd"/>
+      <w:r>
+        <w:rPr>
+          <w:lang w:val="el-GR"/>
+        </w:rPr>
+        <w:t>()+</w:t>
+      </w:r>
+      <w:proofErr w:type="spellStart"/>
+      <w:r>
+        <w:t>i</w:t>
+      </w:r>
+      <w:proofErr w:type="spellEnd"/>
+      <w:r>
+        <w:rPr>
+          <w:lang w:val="el-GR"/>
+        </w:rPr>
+        <w:t>) ή αντίστοιχο) ώστε τα δείγματα να είναι ανεξάρτητα.</w:t>
+      </w:r>
+    </w:p>
+    <w:p>
+      <w:pPr>
+        <w:rPr>
+          <w:lang w:val="el-GR"/>
+        </w:rPr>
+      </w:pPr>
+    </w:p>
+    <w:p>
+      <w:pPr>
+        <w:rPr>
+          <w:lang w:val="el-GR"/>
+        </w:rPr>
+      </w:pPr>
       <w:r>
         <w:rPr>
           <w:b/>
           <w:bCs/>
-        </w:rPr>
-        <w:t xml:space="preserve">αμοιρασμός </w:t>
-      </w:r>
-      <w:proofErr w:type="spellStart"/>
-      <w:r>
-        <w:rPr>
-          <w:b/>
-          <w:bCs/>
-        </w:rPr>
-        <w:t>εργ</w:t>
-      </w:r>
-      <w:proofErr w:type="spellEnd"/>
-      <w:r>
-        <w:rPr>
-          <w:b/>
-          <w:bCs/>
-        </w:rPr>
-        <w:t>ασίας:</w:t>
+          <w:lang w:val="el-GR"/>
+        </w:rPr>
+        <w:t>Συγχρονισμός / Επικοινωνία:</w:t>
       </w:r>
     </w:p>
     <w:p>
-      <w:r>
-        <w:rPr>
-          <w:lang w:val="el-GR"/>
-        </w:rPr>
-        <w:t xml:space="preserve">Ο συνολικός αριθμός επαναλήψεων </w:t>
-      </w:r>
-      <w:r>
-        <w:t>n</w:t>
-      </w:r>
-      <w:r>
-        <w:rPr>
-          <w:lang w:val="el-GR"/>
-        </w:rPr>
-        <w:t xml:space="preserve"> (δείγματα)</w:t>
-      </w:r>
-      <w:r>
-        <w:rPr>
-          <w:lang w:val="el-GR"/>
-        </w:rPr>
-        <w:t xml:space="preserve"> διαιρείται </w:t>
-      </w:r>
-      <w:r>
-        <w:rPr>
-          <w:lang w:val="el-GR"/>
-        </w:rPr>
-        <w:t>ίσα σε</w:t>
+      <w:pPr>
+        <w:rPr>
+          <w:lang w:val="el-GR"/>
+        </w:rPr>
+      </w:pPr>
+      <w:r>
+        <w:t>FIFO</w:t>
+      </w:r>
+      <w:r>
+        <w:rPr>
+          <w:lang w:val="el-GR"/>
+        </w:rPr>
+        <w:t xml:space="preserve">: Κάθε παιδί ανοίγει το </w:t>
+      </w:r>
+      <w:r>
+        <w:t>named</w:t>
       </w:r>
       <w:r>
         <w:rPr>
@@ -2016,113 +2084,40 @@
         <w:t xml:space="preserve"> </w:t>
       </w:r>
       <w:r>
+        <w:t>pipe</w:t>
+      </w:r>
+      <w:r>
+        <w:rPr>
+          <w:lang w:val="el-GR"/>
+        </w:rPr>
+        <w:t xml:space="preserve"> και γράφει το τοπικό άθροισμά του. Η γονική διεργασία ανοίγει το </w:t>
+      </w:r>
+      <w:r>
+        <w:t>FIFO</w:t>
+      </w:r>
+      <w:r>
+        <w:rPr>
+          <w:lang w:val="el-GR"/>
+        </w:rPr>
+        <w:t xml:space="preserve"> </w:t>
+      </w:r>
+      <w:r>
+        <w:t>pipe</w:t>
+      </w:r>
+      <w:r>
+        <w:rPr>
+          <w:lang w:val="el-GR"/>
+        </w:rPr>
+        <w:t xml:space="preserve"> για ανάγνωση και διαβάζει </w:t>
+      </w:r>
+      <w:r>
         <w:t>p</w:t>
       </w:r>
       <w:r>
         <w:rPr>
           <w:lang w:val="el-GR"/>
         </w:rPr>
-        <w:t xml:space="preserve"> διεργασ</w:t>
-      </w:r>
-      <w:r>
-        <w:rPr>
-          <w:lang w:val="el-GR"/>
-        </w:rPr>
-        <w:t>ίες</w:t>
-      </w:r>
-      <w:r>
-        <w:rPr>
-          <w:lang w:val="el-GR"/>
-        </w:rPr>
-        <w:t xml:space="preserve"> (</w:t>
-      </w:r>
-      <w:proofErr w:type="spellStart"/>
-      <w:r>
-        <w:t>nprocs</w:t>
-      </w:r>
-      <w:proofErr w:type="spellEnd"/>
-      <w:r>
-        <w:rPr>
-          <w:lang w:val="el-GR"/>
-        </w:rPr>
-        <w:t xml:space="preserve">). Κάθε διεργασία παράγει δικό της </w:t>
-      </w:r>
-      <w:r>
-        <w:t>seed</w:t>
-      </w:r>
-      <w:r>
-        <w:rPr>
-          <w:lang w:val="el-GR"/>
-        </w:rPr>
-        <w:t xml:space="preserve"> για τον γεννήτορα τυχαίων (</w:t>
-      </w:r>
-      <w:proofErr w:type="spellStart"/>
-      <w:r>
-        <w:t>srand</w:t>
-      </w:r>
-      <w:proofErr w:type="spellEnd"/>
-      <w:r>
-        <w:rPr>
-          <w:lang w:val="el-GR"/>
-        </w:rPr>
-        <w:t>48(</w:t>
-      </w:r>
-      <w:proofErr w:type="spellStart"/>
-      <w:r>
-        <w:t>getpid</w:t>
-      </w:r>
-      <w:proofErr w:type="spellEnd"/>
-      <w:r>
-        <w:rPr>
-          <w:lang w:val="el-GR"/>
-        </w:rPr>
-        <w:t>()+</w:t>
-      </w:r>
-      <w:proofErr w:type="spellStart"/>
-      <w:r>
-        <w:t>i</w:t>
-      </w:r>
-      <w:proofErr w:type="spellEnd"/>
-      <w:r>
-        <w:rPr>
-          <w:lang w:val="el-GR"/>
-        </w:rPr>
-        <w:t>) ή αντίστοιχο) ώστε τα δείγματα να είναι ανεξάρτητα.</w:t>
-      </w:r>
-    </w:p>
-    <w:p/>
-    <w:p>
-      <w:proofErr w:type="spellStart"/>
-      <w:r>
-        <w:rPr>
-          <w:b/>
-          <w:bCs/>
-        </w:rPr>
-        <w:t>Συγχρονισμός</w:t>
-      </w:r>
-      <w:proofErr w:type="spellEnd"/>
-      <w:r>
-        <w:rPr>
-          <w:b/>
-          <w:bCs/>
-        </w:rPr>
-        <w:t xml:space="preserve"> / Επ</w:t>
-      </w:r>
-      <w:proofErr w:type="spellStart"/>
-      <w:r>
-        <w:rPr>
-          <w:b/>
-          <w:bCs/>
-        </w:rPr>
-        <w:t>ικοινωνί</w:t>
-      </w:r>
-      <w:proofErr w:type="spellEnd"/>
-      <w:r>
-        <w:rPr>
-          <w:b/>
-          <w:bCs/>
-        </w:rPr>
-        <w:t>α:</w:t>
+        <w:t xml:space="preserve"> αποτελέσματα. </w:t>
       </w:r>
     </w:p>
     <w:p>
@@ -2132,58 +2127,74 @@
         </w:rPr>
       </w:pPr>
       <w:r>
-        <w:t>FIFO</w:t>
-      </w:r>
-      <w:r>
-        <w:rPr>
-          <w:lang w:val="el-GR"/>
-        </w:rPr>
-        <w:t xml:space="preserve">: Κάθε παιδί ανοίγει το </w:t>
-      </w:r>
-      <w:r>
-        <w:t>named</w:t>
-      </w:r>
-      <w:r>
-        <w:rPr>
-          <w:lang w:val="el-GR"/>
-        </w:rPr>
-        <w:t xml:space="preserve"> </w:t>
-      </w:r>
-      <w:r>
-        <w:t>pipe</w:t>
-      </w:r>
-      <w:r>
-        <w:rPr>
-          <w:lang w:val="el-GR"/>
-        </w:rPr>
-        <w:t xml:space="preserve"> και γράφει το τοπικό άθροισμά του. Η γονική διεργασία ανοίγει το </w:t>
-      </w:r>
-      <w:r>
-        <w:t>FIFO</w:t>
-      </w:r>
-      <w:r>
-        <w:rPr>
-          <w:lang w:val="el-GR"/>
-        </w:rPr>
-        <w:t xml:space="preserve"> </w:t>
-      </w:r>
-      <w:r>
-        <w:t>pipe</w:t>
-      </w:r>
-      <w:r>
-        <w:rPr>
-          <w:lang w:val="el-GR"/>
-        </w:rPr>
-        <w:t xml:space="preserve"> για ανάγνωση και διαβάζει </w:t>
-      </w:r>
-      <w:r>
-        <w:t>p</w:t>
-      </w:r>
-      <w:r>
-        <w:rPr>
-          <w:lang w:val="el-GR"/>
-        </w:rPr>
-        <w:t xml:space="preserve"> αποτελέσματα. </w:t>
+        <w:t xml:space="preserve">Message Queue: </w:t>
+      </w:r>
+      <w:proofErr w:type="spellStart"/>
+      <w:r>
+        <w:t>Χρήση</w:t>
+      </w:r>
+      <w:proofErr w:type="spellEnd"/>
+      <w:r>
+        <w:t xml:space="preserve"> System V </w:t>
+      </w:r>
+      <w:proofErr w:type="spellStart"/>
+      <w:r>
+        <w:t>msgget</w:t>
+      </w:r>
+      <w:proofErr w:type="spellEnd"/>
+      <w:r>
+        <w:t>/</w:t>
+      </w:r>
+      <w:proofErr w:type="spellStart"/>
+      <w:r>
+        <w:t>msgsnd</w:t>
+      </w:r>
+      <w:proofErr w:type="spellEnd"/>
+      <w:r>
+        <w:t>/</w:t>
+      </w:r>
+      <w:proofErr w:type="spellStart"/>
+      <w:r>
+        <w:t>msgrcv</w:t>
+      </w:r>
+      <w:proofErr w:type="spellEnd"/>
+      <w:r>
+        <w:t xml:space="preserve">. </w:t>
+      </w:r>
+      <w:r>
+        <w:rPr>
+          <w:lang w:val="el-GR"/>
+        </w:rPr>
+        <w:t xml:space="preserve">Κάθε παιδί στέλνει ένα μήνυμα με </w:t>
+      </w:r>
+      <w:proofErr w:type="spellStart"/>
+      <w:r>
+        <w:t>mtype</w:t>
+      </w:r>
+      <w:proofErr w:type="spellEnd"/>
+      <w:r>
+        <w:rPr>
+          <w:lang w:val="el-GR"/>
+        </w:rPr>
+        <w:t xml:space="preserve">=1 και </w:t>
+      </w:r>
+      <w:r>
+        <w:t>data</w:t>
+      </w:r>
+      <w:r>
+        <w:rPr>
+          <w:lang w:val="el-GR"/>
+        </w:rPr>
+        <w:t xml:space="preserve"> το διπλό (</w:t>
+      </w:r>
+      <w:r>
+        <w:t>double</w:t>
+      </w:r>
+      <w:r>
+        <w:rPr>
+          <w:lang w:val="el-GR"/>
+        </w:rPr>
+        <w:t>) τοπικό αποτέλεσμα.</w:t>
       </w:r>
     </w:p>
     <w:p>
@@ -2192,75 +2203,56 @@
           <w:lang w:val="el-GR"/>
         </w:rPr>
       </w:pPr>
-      <w:r>
-        <w:t xml:space="preserve">Message Queue: </w:t>
-      </w:r>
       <w:proofErr w:type="spellStart"/>
       <w:r>
-        <w:t>Χρήση</w:t>
+        <w:t>mmap</w:t>
       </w:r>
       <w:proofErr w:type="spellEnd"/>
       <w:r>
-        <w:t xml:space="preserve"> System V </w:t>
+        <w:rPr>
+          <w:lang w:val="el-GR"/>
+        </w:rPr>
+        <w:t xml:space="preserve"> (πίνακας): Η γονική διεργασία κάνει </w:t>
       </w:r>
       <w:proofErr w:type="spellStart"/>
       <w:r>
-        <w:t>msgget</w:t>
+        <w:t>mmap</w:t>
       </w:r>
       <w:proofErr w:type="spellEnd"/>
       <w:r>
-        <w:t>/</w:t>
+        <w:rPr>
+          <w:lang w:val="el-GR"/>
+        </w:rPr>
+        <w:t xml:space="preserve"> για έναν πίνακα </w:t>
+      </w:r>
+      <w:r>
+        <w:t>double</w:t>
+      </w:r>
+      <w:r>
+        <w:rPr>
+          <w:lang w:val="el-GR"/>
+        </w:rPr>
+        <w:t xml:space="preserve"> μεγέθους </w:t>
+      </w:r>
+      <w:r>
+        <w:t>p</w:t>
+      </w:r>
+      <w:r>
+        <w:rPr>
+          <w:lang w:val="el-GR"/>
+        </w:rPr>
+        <w:t xml:space="preserve">. Κάθε παιδί γράφει στη θέση </w:t>
       </w:r>
       <w:proofErr w:type="spellStart"/>
       <w:r>
-        <w:t>msgsnd</w:t>
+        <w:t>i</w:t>
       </w:r>
       <w:proofErr w:type="spellEnd"/>
       <w:r>
-        <w:t>/</w:t>
-      </w:r>
-      <w:proofErr w:type="spellStart"/>
-      <w:r>
-        <w:t>msgrcv</w:t>
-      </w:r>
-      <w:proofErr w:type="spellEnd"/>
-      <w:r>
-        <w:t xml:space="preserve">. </w:t>
-      </w:r>
-      <w:r>
-        <w:rPr>
-          <w:lang w:val="el-GR"/>
-        </w:rPr>
-        <w:t xml:space="preserve">Κάθε παιδί στέλνει ένα μήνυμα με </w:t>
-      </w:r>
-      <w:proofErr w:type="spellStart"/>
-      <w:r>
-        <w:t>mtype</w:t>
-      </w:r>
-      <w:proofErr w:type="spellEnd"/>
-      <w:r>
-        <w:rPr>
-          <w:lang w:val="el-GR"/>
-        </w:rPr>
-        <w:t xml:space="preserve">=1 και </w:t>
-      </w:r>
-      <w:r>
-        <w:t>data</w:t>
-      </w:r>
-      <w:r>
-        <w:rPr>
-          <w:lang w:val="el-GR"/>
-        </w:rPr>
-        <w:t xml:space="preserve"> το διπλό (</w:t>
-      </w:r>
-      <w:r>
-        <w:t>double</w:t>
-      </w:r>
-      <w:r>
-        <w:rPr>
-          <w:lang w:val="el-GR"/>
-        </w:rPr>
-        <w:t>) τοπικό αποτέλεσμα.</w:t>
+        <w:rPr>
+          <w:lang w:val="el-GR"/>
+        </w:rPr>
+        <w:t xml:space="preserve"> του πίνακα το τοπικό αποτέλεσμά του χωρίς περαιτέρω συγχρονισμό (η κάθε θέση είναι μοναδική).</w:t>
       </w:r>
     </w:p>
     <w:p>
@@ -2278,18 +2270,27 @@
         <w:rPr>
           <w:lang w:val="el-GR"/>
         </w:rPr>
-        <w:t xml:space="preserve"> (πίνακας): Η γονική διεργασία κάνει </w:t>
+        <w:t xml:space="preserve"> + σεμαφόρος: Δημιουργείται δομή κοινής μνήμης που περιέχει έναν </w:t>
       </w:r>
       <w:proofErr w:type="spellStart"/>
       <w:r>
-        <w:t>mmap</w:t>
+        <w:t>sem</w:t>
       </w:r>
       <w:proofErr w:type="spellEnd"/>
       <w:r>
         <w:rPr>
           <w:lang w:val="el-GR"/>
         </w:rPr>
-        <w:t xml:space="preserve"> για έναν πίνακα </w:t>
+        <w:t>_</w:t>
+      </w:r>
+      <w:r>
+        <w:t>t</w:t>
+      </w:r>
+      <w:r>
+        <w:rPr>
+          <w:lang w:val="el-GR"/>
+        </w:rPr>
+        <w:t xml:space="preserve"> και μια μεταβλητή </w:t>
       </w:r>
       <w:r>
         <w:t>double</w:t>
@@ -2298,132 +2299,65 @@
         <w:rPr>
           <w:lang w:val="el-GR"/>
         </w:rPr>
-        <w:t xml:space="preserve"> μεγέθους </w:t>
-      </w:r>
-      <w:r>
-        <w:t>p</w:t>
-      </w:r>
-      <w:r>
-        <w:rPr>
-          <w:lang w:val="el-GR"/>
-        </w:rPr>
-        <w:t xml:space="preserve">. Κάθε παιδί γράφει στη θέση </w:t>
-      </w:r>
-      <w:proofErr w:type="spellStart"/>
-      <w:r>
-        <w:t>i</w:t>
-      </w:r>
-      <w:proofErr w:type="spellEnd"/>
-      <w:r>
-        <w:rPr>
-          <w:lang w:val="el-GR"/>
-        </w:rPr>
-        <w:t xml:space="preserve"> του πίνακα το τοπικό αποτέλεσμά του χωρίς περαιτέρω συγχρονισμό (η κάθε θέση είναι μοναδική).</w:t>
+        <w:t xml:space="preserve"> </w:t>
+      </w:r>
+      <w:r>
+        <w:t>total</w:t>
+      </w:r>
+      <w:r>
+        <w:rPr>
+          <w:lang w:val="el-GR"/>
+        </w:rPr>
+        <w:t>_</w:t>
+      </w:r>
+      <w:r>
+        <w:t>result</w:t>
+      </w:r>
+      <w:r>
+        <w:rPr>
+          <w:lang w:val="el-GR"/>
+        </w:rPr>
+        <w:t xml:space="preserve"> ή θέση αποτελέσματος. Τα παιδιά κλειδώνουν τον σεμαφόρο πριν την ενημέρωση και τον απελευθερώνουν μετά</w:t>
+      </w:r>
+      <w:r>
+        <w:rPr>
+          <w:lang w:val="el-GR"/>
+        </w:rPr>
+        <w:t xml:space="preserve"> </w:t>
+      </w:r>
+      <w:r>
+        <w:rPr>
+          <w:lang w:val="el-GR"/>
+        </w:rPr>
+        <w:t>για</w:t>
+      </w:r>
+      <w:r>
+        <w:rPr>
+          <w:lang w:val="el-GR"/>
+        </w:rPr>
+        <w:t xml:space="preserve"> </w:t>
+      </w:r>
+      <w:r>
+        <w:rPr>
+          <w:lang w:val="el-GR"/>
+        </w:rPr>
+        <w:t>συγχ</w:t>
+      </w:r>
+      <w:r>
+        <w:rPr>
+          <w:lang w:val="el-GR"/>
+        </w:rPr>
+        <w:t>ρονισμό διεργασιών</w:t>
+      </w:r>
+      <w:r>
+        <w:rPr>
+          <w:lang w:val="el-GR"/>
+        </w:rPr>
+        <w:t>.</w:t>
       </w:r>
     </w:p>
     <w:p>
       <w:pPr>
-        <w:rPr>
-          <w:lang w:val="el-GR"/>
-        </w:rPr>
-      </w:pPr>
-      <w:proofErr w:type="spellStart"/>
-      <w:r>
-        <w:t>mmap</w:t>
-      </w:r>
-      <w:proofErr w:type="spellEnd"/>
-      <w:r>
-        <w:rPr>
-          <w:lang w:val="el-GR"/>
-        </w:rPr>
-        <w:t xml:space="preserve"> + σεμαφόρος: Δημιουργείται δομή κοινής μνήμης που περιέχει έναν </w:t>
-      </w:r>
-      <w:proofErr w:type="spellStart"/>
-      <w:r>
-        <w:t>sem</w:t>
-      </w:r>
-      <w:proofErr w:type="spellEnd"/>
-      <w:r>
-        <w:rPr>
-          <w:lang w:val="el-GR"/>
-        </w:rPr>
-        <w:t>_</w:t>
-      </w:r>
-      <w:r>
-        <w:t>t</w:t>
-      </w:r>
-      <w:r>
-        <w:rPr>
-          <w:lang w:val="el-GR"/>
-        </w:rPr>
-        <w:t xml:space="preserve"> και μια μεταβλητή </w:t>
-      </w:r>
-      <w:r>
-        <w:t>double</w:t>
-      </w:r>
-      <w:r>
-        <w:rPr>
-          <w:lang w:val="el-GR"/>
-        </w:rPr>
-        <w:t xml:space="preserve"> </w:t>
-      </w:r>
-      <w:r>
-        <w:t>total</w:t>
-      </w:r>
-      <w:r>
-        <w:rPr>
-          <w:lang w:val="el-GR"/>
-        </w:rPr>
-        <w:t>_</w:t>
-      </w:r>
-      <w:r>
-        <w:t>result</w:t>
-      </w:r>
-      <w:r>
-        <w:rPr>
-          <w:lang w:val="el-GR"/>
-        </w:rPr>
-        <w:t xml:space="preserve"> ή θέση αποτελέσματος. Τα παιδιά κλειδώνουν τον σεμαφόρο πριν την ενημέρωση και τον απελευθερώνουν μετά</w:t>
-      </w:r>
-      <w:r>
-        <w:rPr>
-          <w:lang w:val="el-GR"/>
-        </w:rPr>
-        <w:t xml:space="preserve"> </w:t>
-      </w:r>
-      <w:r>
-        <w:rPr>
-          <w:lang w:val="el-GR"/>
-        </w:rPr>
-        <w:t>για</w:t>
-      </w:r>
-      <w:r>
-        <w:rPr>
-          <w:lang w:val="el-GR"/>
-        </w:rPr>
-        <w:t xml:space="preserve"> </w:t>
-      </w:r>
-      <w:r>
-        <w:rPr>
-          <w:lang w:val="el-GR"/>
-        </w:rPr>
-        <w:t>συγχ</w:t>
-      </w:r>
-      <w:r>
-        <w:rPr>
-          <w:lang w:val="el-GR"/>
-        </w:rPr>
-        <w:t>ρονισμό διεργασιών</w:t>
-      </w:r>
-      <w:r>
-        <w:rPr>
-          <w:lang w:val="el-GR"/>
-        </w:rPr>
-        <w:t>.</w:t>
-      </w:r>
-    </w:p>
-    <w:p>
-      <w:pPr>
         <w:pStyle w:val="Heading1"/>
         <w:rPr>
           <w:sz w:val="40"/>
@@ -2432,6 +2366,7 @@
         </w:rPr>
       </w:pPr>
       <w:bookmarkStart w:id="5" w:name="_Hlk212125391"/>
+      <w:bookmarkStart w:id="6" w:name="_Toc212133620"/>
       <w:r>
         <w:rPr>
           <w:sz w:val="40"/>
@@ -2455,7 +2390,16 @@
           <w:szCs w:val="40"/>
           <w:lang w:val="el-GR"/>
         </w:rPr>
-        <w:t xml:space="preserve">Προβλήματα που εντοπίστηκαν &amp; λύσεις </w:t>
+        <w:t>Προβλήματα που εντοπίστηκαν &amp; λύσεις</w:t>
+      </w:r>
+      <w:bookmarkEnd w:id="6"/>
+      <w:r>
+        <w:rPr>
+          <w:sz w:val="40"/>
+          <w:szCs w:val="40"/>
+          <w:lang w:val="el-GR"/>
+        </w:rPr>
+        <w:t xml:space="preserve"> </w:t>
       </w:r>
       <w:bookmarkEnd w:id="5"/>
     </w:p>
@@ -2774,48 +2718,197 @@
     <w:p>
       <w:pPr>
         <w:rPr>
+          <w:lang w:val="el-GR"/>
+        </w:rPr>
+      </w:pPr>
+      <w:r>
+        <w:rPr>
           <w:b/>
           <w:bCs/>
           <w:lang w:val="el-GR"/>
         </w:rPr>
-      </w:pPr>
+        <w:t>Πρόβλημα</w:t>
+      </w:r>
       <w:r>
         <w:rPr>
           <w:b/>
           <w:bCs/>
           <w:lang w:val="el-GR"/>
         </w:rPr>
-        <w:t>Βελτίωση:</w:t>
-      </w:r>
+        <w:t xml:space="preserve">: </w:t>
+      </w:r>
+      <w:r>
+        <w:t>A</w:t>
+      </w:r>
+      <w:r>
+        <w:rPr>
+          <w:lang w:val="el-GR"/>
+        </w:rPr>
+        <w:t>ξιοπο</w:t>
+      </w:r>
+      <w:r>
+        <w:rPr>
+          <w:lang w:val="el-GR"/>
+        </w:rPr>
+        <w:t>ίη</w:t>
+      </w:r>
+      <w:r>
+        <w:rPr>
+          <w:lang w:val="el-GR"/>
+        </w:rPr>
+        <w:t>ση βιβλιοθηκ</w:t>
+      </w:r>
+      <w:r>
+        <w:rPr>
+          <w:lang w:val="el-GR"/>
+        </w:rPr>
+        <w:t>ώ</w:t>
+      </w:r>
+      <w:r>
+        <w:rPr>
+          <w:lang w:val="el-GR"/>
+        </w:rPr>
+        <w:t>ν: &lt;</w:t>
+      </w:r>
+      <w:r>
+        <w:t>sys</w:t>
+      </w:r>
+      <w:r>
+        <w:rPr>
+          <w:lang w:val="el-GR"/>
+        </w:rPr>
+        <w:t>/</w:t>
+      </w:r>
+      <w:proofErr w:type="spellStart"/>
+      <w:r>
+        <w:t>ipc</w:t>
+      </w:r>
+      <w:proofErr w:type="spellEnd"/>
+      <w:r>
+        <w:rPr>
+          <w:lang w:val="el-GR"/>
+        </w:rPr>
+        <w:t>.</w:t>
+      </w:r>
+      <w:r>
+        <w:t>h</w:t>
+      </w:r>
+      <w:r>
+        <w:rPr>
+          <w:lang w:val="el-GR"/>
+        </w:rPr>
+        <w:t>&gt;, &lt;</w:t>
+      </w:r>
+      <w:r>
+        <w:t>sys</w:t>
+      </w:r>
+      <w:r>
+        <w:rPr>
+          <w:lang w:val="el-GR"/>
+        </w:rPr>
+        <w:t>/</w:t>
+      </w:r>
+      <w:r>
+        <w:t>msg</w:t>
+      </w:r>
+      <w:r>
+        <w:rPr>
+          <w:lang w:val="el-GR"/>
+        </w:rPr>
+        <w:t>.</w:t>
+      </w:r>
+      <w:r>
+        <w:t>h</w:t>
+      </w:r>
+      <w:r>
+        <w:rPr>
+          <w:lang w:val="el-GR"/>
+        </w:rPr>
+        <w:t xml:space="preserve">&gt; </w:t>
+      </w:r>
+    </w:p>
+    <w:p>
+      <w:pPr>
+        <w:rPr>
+          <w:lang w:val="el-GR"/>
+        </w:rPr>
+      </w:pPr>
+      <w:r>
+        <w:rPr>
+          <w:lang w:val="el-GR"/>
+        </w:rPr>
+        <w:t>Η κ</w:t>
+      </w:r>
+      <w:r>
+        <w:rPr>
+          <w:lang w:val="el-GR"/>
+        </w:rPr>
+        <w:t xml:space="preserve">λήση συστήματος </w:t>
+      </w:r>
+      <w:proofErr w:type="spellStart"/>
+      <w:r>
+        <w:t>msgget</w:t>
+      </w:r>
+      <w:proofErr w:type="spellEnd"/>
+      <w:r>
+        <w:rPr>
+          <w:lang w:val="el-GR"/>
+        </w:rPr>
+        <w:t xml:space="preserve">() για τη δημιουργία ουράς μηνυμάτων </w:t>
+      </w:r>
+      <w:r>
+        <w:t>System</w:t>
+      </w:r>
+      <w:r>
+        <w:rPr>
+          <w:lang w:val="el-GR"/>
+        </w:rPr>
+        <w:t xml:space="preserve"> </w:t>
+      </w:r>
+      <w:r>
+        <w:t>V</w:t>
+      </w:r>
+      <w:r>
+        <w:rPr>
+          <w:lang w:val="el-GR"/>
+        </w:rPr>
+        <w:t xml:space="preserve"> δεν υποστηρίζεται στο περιβάλλον εκτέλεσης</w:t>
+      </w:r>
+      <w:r>
+        <w:rPr>
+          <w:lang w:val="el-GR"/>
+        </w:rPr>
+        <w:t xml:space="preserve"> μου (</w:t>
+      </w:r>
+      <w:r>
+        <w:t>Windows</w:t>
+      </w:r>
+      <w:r>
+        <w:rPr>
+          <w:lang w:val="el-GR"/>
+        </w:rPr>
+        <w:t>)</w:t>
+      </w:r>
+    </w:p>
+    <w:p>
+      <w:pPr>
+        <w:rPr>
+          <w:lang w:val="el-GR"/>
+        </w:rPr>
+      </w:pPr>
       <w:r>
         <w:rPr>
           <w:b/>
           <w:bCs/>
           <w:lang w:val="el-GR"/>
         </w:rPr>
+        <w:t>Λύση:</w:t>
+      </w:r>
+      <w:r>
+        <w:rPr>
+          <w:lang w:val="el-GR"/>
+        </w:rPr>
         <w:t xml:space="preserve"> </w:t>
-      </w:r>
-      <w:proofErr w:type="spellStart"/>
-      <w:r>
-        <w:t>sem</w:t>
-      </w:r>
-      <w:proofErr w:type="spellEnd"/>
-      <w:r>
-        <w:rPr>
-          <w:lang w:val="el-GR"/>
-        </w:rPr>
-        <w:t>_</w:t>
-      </w:r>
-      <w:proofErr w:type="spellStart"/>
-      <w:r>
-        <w:t>init</w:t>
-      </w:r>
-      <w:proofErr w:type="spellEnd"/>
-      <w:r>
-        <w:rPr>
-          <w:lang w:val="el-GR"/>
-        </w:rPr>
-        <w:t xml:space="preserve"> σε κοινή μνήμη</w:t>
       </w:r>
     </w:p>
     <w:p>
@@ -2828,24 +2921,33 @@
         <w:rPr>
           <w:lang w:val="el-GR"/>
         </w:rPr>
-        <w:t xml:space="preserve">Σιγουρευόμαστε ότι ο σεμαφόρος αρχικοποιείται με </w:t>
+        <w:t>Αντικατάσταση με</w:t>
+      </w:r>
+      <w:r>
+        <w:rPr>
+          <w:lang w:val="el-GR"/>
+        </w:rPr>
+        <w:t xml:space="preserve"> βιβλιοθήκη: &lt;</w:t>
       </w:r>
       <w:proofErr w:type="spellStart"/>
       <w:r>
-        <w:t>pshared</w:t>
+        <w:t>mqueue</w:t>
       </w:r>
       <w:proofErr w:type="spellEnd"/>
       <w:r>
         <w:rPr>
           <w:lang w:val="el-GR"/>
         </w:rPr>
-        <w:t xml:space="preserve">=1 </w:t>
-      </w:r>
-      <w:r>
-        <w:rPr>
-          <w:lang w:val="el-GR"/>
-        </w:rPr>
-        <w:t>και όχι 0.</w:t>
+        <w:t>.</w:t>
+      </w:r>
+      <w:r>
+        <w:t>h</w:t>
+      </w:r>
+      <w:r>
+        <w:rPr>
+          <w:lang w:val="el-GR"/>
+        </w:rPr>
+        <w:t>&gt;</w:t>
       </w:r>
     </w:p>
     <w:p>
@@ -2865,9 +2967,49 @@
     <w:p>
       <w:pPr>
         <w:rPr>
-          <w:lang w:val="el-GR"/>
-        </w:rPr>
-      </w:pPr>
+          <w:b/>
+          <w:bCs/>
+          <w:lang w:val="el-GR"/>
+        </w:rPr>
+      </w:pPr>
+      <w:r>
+        <w:rPr>
+          <w:b/>
+          <w:bCs/>
+          <w:lang w:val="el-GR"/>
+        </w:rPr>
+        <w:t>Βελτίωση:</w:t>
+      </w:r>
+      <w:r>
+        <w:rPr>
+          <w:b/>
+          <w:bCs/>
+          <w:lang w:val="el-GR"/>
+        </w:rPr>
+        <w:t xml:space="preserve"> </w:t>
+      </w:r>
+      <w:proofErr w:type="spellStart"/>
+      <w:r>
+        <w:t>sem</w:t>
+      </w:r>
+      <w:proofErr w:type="spellEnd"/>
+      <w:r>
+        <w:rPr>
+          <w:lang w:val="el-GR"/>
+        </w:rPr>
+        <w:t>_</w:t>
+      </w:r>
+      <w:proofErr w:type="spellStart"/>
+      <w:r>
+        <w:t>init</w:t>
+      </w:r>
+      <w:proofErr w:type="spellEnd"/>
+      <w:r>
+        <w:rPr>
+          <w:lang w:val="el-GR"/>
+        </w:rPr>
+        <w:t xml:space="preserve"> σε κοινή μνήμη</w:t>
+      </w:r>
     </w:p>
     <w:p>
       <w:pPr>
@@ -2875,6 +3017,29 @@
           <w:lang w:val="el-GR"/>
         </w:rPr>
       </w:pPr>
+      <w:r>
+        <w:rPr>
+          <w:lang w:val="el-GR"/>
+        </w:rPr>
+        <w:t xml:space="preserve">Σιγουρευόμαστε ότι ο σεμαφόρος αρχικοποιείται με </w:t>
+      </w:r>
+      <w:proofErr w:type="spellStart"/>
+      <w:r>
+        <w:t>pshared</w:t>
+      </w:r>
+      <w:proofErr w:type="spellEnd"/>
+      <w:r>
+        <w:rPr>
+          <w:lang w:val="el-GR"/>
+        </w:rPr>
+        <w:t xml:space="preserve">=1 </w:t>
+      </w:r>
+      <w:r>
+        <w:rPr>
+          <w:lang w:val="el-GR"/>
+        </w:rPr>
+        <w:t>και όχι 0.</w:t>
+      </w:r>
     </w:p>
     <w:p>
       <w:pPr>
@@ -2892,20 +3057,6 @@
     </w:p>
     <w:p>
       <w:pPr>
-        <w:rPr>
-          <w:lang w:val="el-GR"/>
-        </w:rPr>
-      </w:pPr>
-    </w:p>
-    <w:p>
-      <w:pPr>
-        <w:rPr>
-          <w:lang w:val="el-GR"/>
-        </w:rPr>
-      </w:pPr>
-    </w:p>
-    <w:p>
-      <w:pPr>
         <w:pStyle w:val="Heading1"/>
         <w:rPr>
           <w:sz w:val="40"/>
@@ -2913,6 +3064,7 @@
           <w:lang w:val="el-GR"/>
         </w:rPr>
       </w:pPr>
+      <w:bookmarkStart w:id="7" w:name="_Toc212133621"/>
       <w:r>
         <w:rPr>
           <w:sz w:val="40"/>
@@ -2930,47 +3082,15 @@
         </w:rPr>
         <w:t xml:space="preserve">. </w:t>
       </w:r>
-      <w:proofErr w:type="spellStart"/>
       <w:r>
         <w:rPr>
           <w:sz w:val="40"/>
           <w:szCs w:val="40"/>
-        </w:rPr>
-        <w:t>Πειρ</w:t>
-      </w:r>
-      <w:proofErr w:type="spellEnd"/>
-      <w:r>
-        <w:rPr>
-          <w:sz w:val="40"/>
-          <w:szCs w:val="40"/>
-        </w:rPr>
-        <w:t xml:space="preserve">αματική </w:t>
-      </w:r>
-      <w:proofErr w:type="spellStart"/>
-      <w:r>
-        <w:rPr>
-          <w:sz w:val="40"/>
-          <w:szCs w:val="40"/>
-        </w:rPr>
-        <w:t>δι</w:t>
-      </w:r>
-      <w:proofErr w:type="spellEnd"/>
-      <w:r>
-        <w:rPr>
-          <w:sz w:val="40"/>
-          <w:szCs w:val="40"/>
-        </w:rPr>
-        <w:t xml:space="preserve">αδικασία &amp; </w:t>
-      </w:r>
-      <w:proofErr w:type="spellStart"/>
-      <w:r>
-        <w:rPr>
-          <w:sz w:val="40"/>
-          <w:szCs w:val="40"/>
-        </w:rPr>
-        <w:t>Χρονομετρήσεις</w:t>
-      </w:r>
-      <w:proofErr w:type="spellEnd"/>
+          <w:lang w:val="el-GR"/>
+        </w:rPr>
+        <w:t>Πειραματική διαδικασία &amp; Χρονομετρήσεις</w:t>
+      </w:r>
+      <w:bookmarkEnd w:id="7"/>
     </w:p>
     <w:p>
       <w:pPr>
@@ -3270,15 +3390,12 @@
           <w:p>
             <w:pPr>
               <w:jc w:val="center"/>
-              <w:rPr>
-                <w:lang w:val="el-GR"/>
-              </w:rPr>
             </w:pPr>
             <w:r>
               <w:rPr>
                 <w:lang w:val="el-GR"/>
               </w:rPr>
-              <w:t>Error abs</w:t>
+              <w:t>Error</w:t>
             </w:r>
           </w:p>
         </w:tc>
@@ -4141,15 +4258,12 @@
           <w:p>
             <w:pPr>
               <w:jc w:val="center"/>
-              <w:rPr>
-                <w:lang w:val="el-GR"/>
-              </w:rPr>
             </w:pPr>
             <w:r>
               <w:rPr>
                 <w:lang w:val="el-GR"/>
               </w:rPr>
-              <w:t>Error abs</w:t>
+              <w:t>Error</w:t>
             </w:r>
           </w:p>
         </w:tc>
@@ -4208,6 +4322,12 @@
                 <w:lang w:val="el-GR"/>
               </w:rPr>
             </w:pPr>
+            <w:r>
+              <w:rPr>
+                <w:lang w:val="el-GR"/>
+              </w:rPr>
+              <w:t>14.052060</w:t>
+            </w:r>
           </w:p>
         </w:tc>
         <w:tc>
@@ -4221,6 +4341,12 @@
                 <w:lang w:val="el-GR"/>
               </w:rPr>
             </w:pPr>
+            <w:r>
+              <w:rPr>
+                <w:lang w:val="el-GR"/>
+              </w:rPr>
+              <w:t>0.7386408209387717</w:t>
+            </w:r>
           </w:p>
         </w:tc>
         <w:tc>
@@ -4231,6 +4357,9 @@
             <w:pPr>
               <w:jc w:val="center"/>
             </w:pPr>
+            <w:r>
+              <w:t>2.177098e-06</w:t>
+            </w:r>
           </w:p>
         </w:tc>
       </w:tr>
@@ -4293,6 +4422,12 @@
                 <w:lang w:val="el-GR"/>
               </w:rPr>
             </w:pPr>
+            <w:r>
+              <w:rPr>
+                <w:lang w:val="el-GR"/>
+              </w:rPr>
+              <w:t>7.062146</w:t>
+            </w:r>
           </w:p>
         </w:tc>
         <w:tc>
@@ -4306,6 +4441,12 @@
                 <w:lang w:val="el-GR"/>
               </w:rPr>
             </w:pPr>
+            <w:r>
+              <w:rPr>
+                <w:lang w:val="el-GR"/>
+              </w:rPr>
+              <w:t>0.7386431368226615</w:t>
+            </w:r>
           </w:p>
         </w:tc>
         <w:tc>
@@ -4314,11 +4455,16 @@
           </w:tcPr>
           <w:p>
             <w:pPr>
-              <w:jc w:val="center"/>
               <w:rPr>
                 <w:lang w:val="el-GR"/>
               </w:rPr>
             </w:pPr>
+            <w:r>
+              <w:rPr>
+                <w:lang w:val="el-GR"/>
+              </w:rPr>
+              <w:t>1.387858e-07</w:t>
+            </w:r>
           </w:p>
         </w:tc>
       </w:tr>
@@ -4396,6 +4542,12 @@
                 <w:lang w:val="el-GR"/>
               </w:rPr>
             </w:pPr>
+            <w:r>
+              <w:rPr>
+                <w:lang w:val="el-GR"/>
+              </w:rPr>
+              <w:t>3.604922</w:t>
+            </w:r>
           </w:p>
         </w:tc>
         <w:tc>
@@ -4409,6 +4561,12 @@
                 <w:lang w:val="el-GR"/>
               </w:rPr>
             </w:pPr>
+            <w:r>
+              <w:rPr>
+                <w:lang w:val="el-GR"/>
+              </w:rPr>
+              <w:t>0.7386423377254351</w:t>
+            </w:r>
           </w:p>
         </w:tc>
         <w:tc>
@@ -4422,6 +4580,12 @@
                 <w:lang w:val="el-GR"/>
               </w:rPr>
             </w:pPr>
+            <w:r>
+              <w:rPr>
+                <w:lang w:val="el-GR"/>
+              </w:rPr>
+              <w:t>6.603115e-07</w:t>
+            </w:r>
           </w:p>
         </w:tc>
       </w:tr>
@@ -4480,6 +4644,12 @@
                 <w:lang w:val="el-GR"/>
               </w:rPr>
             </w:pPr>
+            <w:r>
+              <w:rPr>
+                <w:lang w:val="el-GR"/>
+              </w:rPr>
+              <w:t>2.631627</w:t>
+            </w:r>
           </w:p>
         </w:tc>
         <w:tc>
@@ -4493,6 +4663,12 @@
                 <w:lang w:val="el-GR"/>
               </w:rPr>
             </w:pPr>
+            <w:r>
+              <w:rPr>
+                <w:lang w:val="el-GR"/>
+              </w:rPr>
+              <w:t>0.7386477730994973</w:t>
+            </w:r>
           </w:p>
         </w:tc>
         <w:tc>
@@ -4506,6 +4682,12 @@
                 <w:lang w:val="el-GR"/>
               </w:rPr>
             </w:pPr>
+            <w:r>
+              <w:rPr>
+                <w:lang w:val="el-GR"/>
+              </w:rPr>
+              <w:t>4.775063e-06</w:t>
+            </w:r>
           </w:p>
         </w:tc>
       </w:tr>
@@ -4577,6 +4759,12 @@
                 <w:lang w:val="el-GR"/>
               </w:rPr>
             </w:pPr>
+            <w:r>
+              <w:rPr>
+                <w:lang w:val="el-GR"/>
+              </w:rPr>
+              <w:t>2.856960</w:t>
+            </w:r>
           </w:p>
         </w:tc>
         <w:tc>
@@ -4590,6 +4778,12 @@
                 <w:lang w:val="el-GR"/>
               </w:rPr>
             </w:pPr>
+            <w:r>
+              <w:rPr>
+                <w:lang w:val="el-GR"/>
+              </w:rPr>
+              <w:t>0.7386457560570624</w:t>
+            </w:r>
           </w:p>
         </w:tc>
         <w:tc>
@@ -4603,12 +4797,2682 @@
                 <w:lang w:val="el-GR"/>
               </w:rPr>
             </w:pPr>
+            <w:r>
+              <w:rPr>
+                <w:lang w:val="el-GR"/>
+              </w:rPr>
+              <w:t>2.758020e-06</w:t>
+            </w:r>
           </w:p>
         </w:tc>
       </w:tr>
     </w:tbl>
     <w:p/>
+    <w:p>
+      <w:r>
+        <w:rPr>
+          <w:noProof/>
+        </w:rPr>
+        <w:drawing>
+          <wp:inline distT="0" distB="0" distL="0" distR="0" wp14:anchorId="366A1B72" wp14:editId="3727D3FE">
+            <wp:extent cx="5486400" cy="326390"/>
+            <wp:effectExtent l="0" t="0" r="0" b="0"/>
+            <wp:docPr id="1042242185" name="Picture 1"/>
+            <wp:cNvGraphicFramePr>
+              <a:graphicFrameLocks xmlns:a="http://schemas.openxmlformats.org/drawingml/2006/main" noChangeAspect="1"/>
+            </wp:cNvGraphicFramePr>
+            <a:graphic xmlns:a="http://schemas.openxmlformats.org/drawingml/2006/main">
+              <a:graphicData uri="http://schemas.openxmlformats.org/drawingml/2006/picture">
+                <pic:pic xmlns:pic="http://schemas.openxmlformats.org/drawingml/2006/picture">
+                  <pic:nvPicPr>
+                    <pic:cNvPr id="1042242185" name=""/>
+                    <pic:cNvPicPr/>
+                  </pic:nvPicPr>
+                  <pic:blipFill>
+                    <a:blip r:embed="rId14"/>
+                    <a:stretch>
+                      <a:fillRect/>
+                    </a:stretch>
+                  </pic:blipFill>
+                  <pic:spPr>
+                    <a:xfrm>
+                      <a:off x="0" y="0"/>
+                      <a:ext cx="5486400" cy="326390"/>
+                    </a:xfrm>
+                    <a:prstGeom prst="rect">
+                      <a:avLst/>
+                    </a:prstGeom>
+                  </pic:spPr>
+                </pic:pic>
+              </a:graphicData>
+            </a:graphic>
+          </wp:inline>
+        </w:drawing>
+      </w:r>
+      <w:r>
+        <w:rPr>
+          <w:noProof/>
+        </w:rPr>
+        <w:drawing>
+          <wp:inline distT="0" distB="0" distL="0" distR="0" wp14:anchorId="517AE250" wp14:editId="7919AC32">
+            <wp:extent cx="5486400" cy="320675"/>
+            <wp:effectExtent l="0" t="0" r="0" b="3175"/>
+            <wp:docPr id="1792615602" name="Picture 1"/>
+            <wp:cNvGraphicFramePr>
+              <a:graphicFrameLocks xmlns:a="http://schemas.openxmlformats.org/drawingml/2006/main" noChangeAspect="1"/>
+            </wp:cNvGraphicFramePr>
+            <a:graphic xmlns:a="http://schemas.openxmlformats.org/drawingml/2006/main">
+              <a:graphicData uri="http://schemas.openxmlformats.org/drawingml/2006/picture">
+                <pic:pic xmlns:pic="http://schemas.openxmlformats.org/drawingml/2006/picture">
+                  <pic:nvPicPr>
+                    <pic:cNvPr id="1792615602" name=""/>
+                    <pic:cNvPicPr/>
+                  </pic:nvPicPr>
+                  <pic:blipFill>
+                    <a:blip r:embed="rId15"/>
+                    <a:stretch>
+                      <a:fillRect/>
+                    </a:stretch>
+                  </pic:blipFill>
+                  <pic:spPr>
+                    <a:xfrm>
+                      <a:off x="0" y="0"/>
+                      <a:ext cx="5486400" cy="320675"/>
+                    </a:xfrm>
+                    <a:prstGeom prst="rect">
+                      <a:avLst/>
+                    </a:prstGeom>
+                  </pic:spPr>
+                </pic:pic>
+              </a:graphicData>
+            </a:graphic>
+          </wp:inline>
+        </w:drawing>
+      </w:r>
+      <w:r>
+        <w:rPr>
+          <w:noProof/>
+        </w:rPr>
+        <w:drawing>
+          <wp:inline distT="0" distB="0" distL="0" distR="0" wp14:anchorId="60D7B7C7" wp14:editId="2688CC8B">
+            <wp:extent cx="5486400" cy="282575"/>
+            <wp:effectExtent l="0" t="0" r="0" b="3175"/>
+            <wp:docPr id="930208027" name="Picture 1"/>
+            <wp:cNvGraphicFramePr>
+              <a:graphicFrameLocks xmlns:a="http://schemas.openxmlformats.org/drawingml/2006/main" noChangeAspect="1"/>
+            </wp:cNvGraphicFramePr>
+            <a:graphic xmlns:a="http://schemas.openxmlformats.org/drawingml/2006/main">
+              <a:graphicData uri="http://schemas.openxmlformats.org/drawingml/2006/picture">
+                <pic:pic xmlns:pic="http://schemas.openxmlformats.org/drawingml/2006/picture">
+                  <pic:nvPicPr>
+                    <pic:cNvPr id="930208027" name=""/>
+                    <pic:cNvPicPr/>
+                  </pic:nvPicPr>
+                  <pic:blipFill>
+                    <a:blip r:embed="rId16"/>
+                    <a:stretch>
+                      <a:fillRect/>
+                    </a:stretch>
+                  </pic:blipFill>
+                  <pic:spPr>
+                    <a:xfrm>
+                      <a:off x="0" y="0"/>
+                      <a:ext cx="5486400" cy="282575"/>
+                    </a:xfrm>
+                    <a:prstGeom prst="rect">
+                      <a:avLst/>
+                    </a:prstGeom>
+                  </pic:spPr>
+                </pic:pic>
+              </a:graphicData>
+            </a:graphic>
+          </wp:inline>
+        </w:drawing>
+      </w:r>
+      <w:r>
+        <w:rPr>
+          <w:noProof/>
+        </w:rPr>
+        <w:drawing>
+          <wp:inline distT="0" distB="0" distL="0" distR="0" wp14:anchorId="1C54C2A1" wp14:editId="3650072B">
+            <wp:extent cx="5486400" cy="285115"/>
+            <wp:effectExtent l="0" t="0" r="0" b="635"/>
+            <wp:docPr id="1826322964" name="Picture 1"/>
+            <wp:cNvGraphicFramePr>
+              <a:graphicFrameLocks xmlns:a="http://schemas.openxmlformats.org/drawingml/2006/main" noChangeAspect="1"/>
+            </wp:cNvGraphicFramePr>
+            <a:graphic xmlns:a="http://schemas.openxmlformats.org/drawingml/2006/main">
+              <a:graphicData uri="http://schemas.openxmlformats.org/drawingml/2006/picture">
+                <pic:pic xmlns:pic="http://schemas.openxmlformats.org/drawingml/2006/picture">
+                  <pic:nvPicPr>
+                    <pic:cNvPr id="1826322964" name=""/>
+                    <pic:cNvPicPr/>
+                  </pic:nvPicPr>
+                  <pic:blipFill>
+                    <a:blip r:embed="rId17"/>
+                    <a:stretch>
+                      <a:fillRect/>
+                    </a:stretch>
+                  </pic:blipFill>
+                  <pic:spPr>
+                    <a:xfrm>
+                      <a:off x="0" y="0"/>
+                      <a:ext cx="5486400" cy="285115"/>
+                    </a:xfrm>
+                    <a:prstGeom prst="rect">
+                      <a:avLst/>
+                    </a:prstGeom>
+                  </pic:spPr>
+                </pic:pic>
+              </a:graphicData>
+            </a:graphic>
+          </wp:inline>
+        </w:drawing>
+      </w:r>
+      <w:r>
+        <w:rPr>
+          <w:noProof/>
+        </w:rPr>
+        <w:drawing>
+          <wp:inline distT="0" distB="0" distL="0" distR="0" wp14:anchorId="504E6189" wp14:editId="76D2FEB8">
+            <wp:extent cx="5486400" cy="240030"/>
+            <wp:effectExtent l="0" t="0" r="0" b="7620"/>
+            <wp:docPr id="394247415" name="Picture 1"/>
+            <wp:cNvGraphicFramePr>
+              <a:graphicFrameLocks xmlns:a="http://schemas.openxmlformats.org/drawingml/2006/main" noChangeAspect="1"/>
+            </wp:cNvGraphicFramePr>
+            <a:graphic xmlns:a="http://schemas.openxmlformats.org/drawingml/2006/main">
+              <a:graphicData uri="http://schemas.openxmlformats.org/drawingml/2006/picture">
+                <pic:pic xmlns:pic="http://schemas.openxmlformats.org/drawingml/2006/picture">
+                  <pic:nvPicPr>
+                    <pic:cNvPr id="394247415" name=""/>
+                    <pic:cNvPicPr/>
+                  </pic:nvPicPr>
+                  <pic:blipFill>
+                    <a:blip r:embed="rId18"/>
+                    <a:stretch>
+                      <a:fillRect/>
+                    </a:stretch>
+                  </pic:blipFill>
+                  <pic:spPr>
+                    <a:xfrm>
+                      <a:off x="0" y="0"/>
+                      <a:ext cx="5486400" cy="240030"/>
+                    </a:xfrm>
+                    <a:prstGeom prst="rect">
+                      <a:avLst/>
+                    </a:prstGeom>
+                  </pic:spPr>
+                </pic:pic>
+              </a:graphicData>
+            </a:graphic>
+          </wp:inline>
+        </w:drawing>
+      </w:r>
+    </w:p>
+    <w:tbl>
+      <w:tblPr>
+        <w:tblStyle w:val="TableGrid"/>
+        <w:tblW w:w="9018" w:type="dxa"/>
+        <w:tblLook w:val="04A0" w:firstRow="1" w:lastRow="0" w:firstColumn="1" w:lastColumn="0" w:noHBand="0" w:noVBand="1"/>
+      </w:tblPr>
+      <w:tblGrid>
+        <w:gridCol w:w="1327"/>
+        <w:gridCol w:w="1334"/>
+        <w:gridCol w:w="1342"/>
+        <w:gridCol w:w="1338"/>
+        <w:gridCol w:w="2168"/>
+        <w:gridCol w:w="1509"/>
+      </w:tblGrid>
+      <w:tr>
+        <w:tc>
+          <w:tcPr>
+            <w:tcW w:w="1327" w:type="dxa"/>
+            <w:tcBorders>
+              <w:bottom w:val="single" w:sz="4" w:space="0" w:color="auto"/>
+            </w:tcBorders>
+          </w:tcPr>
+          <w:p>
+            <w:pPr>
+              <w:jc w:val="center"/>
+              <w:rPr>
+                <w:lang w:val="el-GR"/>
+              </w:rPr>
+            </w:pPr>
+            <w:r>
+              <w:rPr>
+                <w:lang w:val="el-GR"/>
+              </w:rPr>
+              <w:lastRenderedPageBreak/>
+              <w:t>Υλοποιήση</w:t>
+            </w:r>
+          </w:p>
+        </w:tc>
+        <w:tc>
+          <w:tcPr>
+            <w:tcW w:w="1334" w:type="dxa"/>
+          </w:tcPr>
+          <w:p>
+            <w:pPr>
+              <w:jc w:val="center"/>
+            </w:pPr>
+            <w:r>
+              <w:rPr>
+                <w:lang w:val="el-GR"/>
+              </w:rPr>
+              <w:t>Διεργασίες</w:t>
+            </w:r>
+          </w:p>
+        </w:tc>
+        <w:tc>
+          <w:tcPr>
+            <w:tcW w:w="1342" w:type="dxa"/>
+            <w:tcBorders>
+              <w:bottom w:val="single" w:sz="4" w:space="0" w:color="auto"/>
+            </w:tcBorders>
+          </w:tcPr>
+          <w:p>
+            <w:pPr>
+              <w:jc w:val="center"/>
+            </w:pPr>
+            <w:r>
+              <w:rPr>
+                <w:lang w:val="el-GR"/>
+              </w:rPr>
+              <w:t xml:space="preserve">Δείγματα </w:t>
+            </w:r>
+          </w:p>
+        </w:tc>
+        <w:tc>
+          <w:tcPr>
+            <w:tcW w:w="1338" w:type="dxa"/>
+          </w:tcPr>
+          <w:p>
+            <w:pPr>
+              <w:jc w:val="center"/>
+              <w:rPr>
+                <w:lang w:val="el-GR"/>
+              </w:rPr>
+            </w:pPr>
+            <w:r>
+              <w:rPr>
+                <w:lang w:val="el-GR"/>
+              </w:rPr>
+              <w:t>Χρόνος</w:t>
+            </w:r>
+          </w:p>
+        </w:tc>
+        <w:tc>
+          <w:tcPr>
+            <w:tcW w:w="2168" w:type="dxa"/>
+          </w:tcPr>
+          <w:p>
+            <w:pPr>
+              <w:jc w:val="center"/>
+              <w:rPr>
+                <w:lang w:val="el-GR"/>
+              </w:rPr>
+            </w:pPr>
+            <w:r>
+              <w:rPr>
+                <w:lang w:val="el-GR"/>
+              </w:rPr>
+              <w:t>Αποτέλεσμα</w:t>
+            </w:r>
+          </w:p>
+        </w:tc>
+        <w:tc>
+          <w:tcPr>
+            <w:tcW w:w="1509" w:type="dxa"/>
+          </w:tcPr>
+          <w:p>
+            <w:pPr>
+              <w:jc w:val="center"/>
+            </w:pPr>
+            <w:r>
+              <w:rPr>
+                <w:lang w:val="el-GR"/>
+              </w:rPr>
+              <w:t>Error</w:t>
+            </w:r>
+          </w:p>
+        </w:tc>
+      </w:tr>
+      <w:tr>
+        <w:tc>
+          <w:tcPr>
+            <w:tcW w:w="1327" w:type="dxa"/>
+            <w:tcBorders>
+              <w:bottom w:val="nil"/>
+            </w:tcBorders>
+          </w:tcPr>
+          <w:p>
+            <w:pPr>
+              <w:jc w:val="center"/>
+            </w:pPr>
+          </w:p>
+        </w:tc>
+        <w:tc>
+          <w:tcPr>
+            <w:tcW w:w="1334" w:type="dxa"/>
+          </w:tcPr>
+          <w:p>
+            <w:pPr>
+              <w:jc w:val="center"/>
+            </w:pPr>
+            <w:r>
+              <w:t>1</w:t>
+            </w:r>
+          </w:p>
+        </w:tc>
+        <w:tc>
+          <w:tcPr>
+            <w:tcW w:w="1342" w:type="dxa"/>
+            <w:tcBorders>
+              <w:bottom w:val="nil"/>
+            </w:tcBorders>
+          </w:tcPr>
+          <w:p>
+            <w:pPr>
+              <w:jc w:val="center"/>
+              <w:rPr>
+                <w:lang w:val="el-GR"/>
+              </w:rPr>
+            </w:pPr>
+          </w:p>
+        </w:tc>
+        <w:tc>
+          <w:tcPr>
+            <w:tcW w:w="1338" w:type="dxa"/>
+          </w:tcPr>
+          <w:p>
+            <w:pPr>
+              <w:jc w:val="center"/>
+              <w:rPr>
+                <w:lang w:val="el-GR"/>
+              </w:rPr>
+            </w:pPr>
+            <w:r>
+              <w:rPr>
+                <w:lang w:val="el-GR"/>
+              </w:rPr>
+              <w:t>13.426247</w:t>
+            </w:r>
+          </w:p>
+        </w:tc>
+        <w:tc>
+          <w:tcPr>
+            <w:tcW w:w="2168" w:type="dxa"/>
+          </w:tcPr>
+          <w:p>
+            <w:pPr>
+              <w:jc w:val="center"/>
+              <w:rPr>
+                <w:lang w:val="el-GR"/>
+              </w:rPr>
+            </w:pPr>
+            <w:r>
+              <w:rPr>
+                <w:lang w:val="el-GR"/>
+              </w:rPr>
+              <w:t>0.7386444628275970</w:t>
+            </w:r>
+          </w:p>
+        </w:tc>
+        <w:tc>
+          <w:tcPr>
+            <w:tcW w:w="1509" w:type="dxa"/>
+          </w:tcPr>
+          <w:p>
+            <w:pPr>
+              <w:jc w:val="center"/>
+            </w:pPr>
+            <w:r>
+              <w:t>1.464791e-06</w:t>
+            </w:r>
+          </w:p>
+        </w:tc>
+      </w:tr>
+      <w:tr>
+        <w:tc>
+          <w:tcPr>
+            <w:tcW w:w="1327" w:type="dxa"/>
+            <w:tcBorders>
+              <w:top w:val="nil"/>
+              <w:bottom w:val="nil"/>
+            </w:tcBorders>
+          </w:tcPr>
+          <w:p>
+            <w:pPr>
+              <w:jc w:val="center"/>
+              <w:rPr>
+                <w:lang w:val="el-GR"/>
+              </w:rPr>
+            </w:pPr>
+          </w:p>
+        </w:tc>
+        <w:tc>
+          <w:tcPr>
+            <w:tcW w:w="1334" w:type="dxa"/>
+          </w:tcPr>
+          <w:p>
+            <w:pPr>
+              <w:jc w:val="center"/>
+            </w:pPr>
+            <w:r>
+              <w:t>2</w:t>
+            </w:r>
+          </w:p>
+        </w:tc>
+        <w:tc>
+          <w:tcPr>
+            <w:tcW w:w="1342" w:type="dxa"/>
+            <w:tcBorders>
+              <w:top w:val="nil"/>
+              <w:bottom w:val="nil"/>
+            </w:tcBorders>
+          </w:tcPr>
+          <w:p>
+            <w:pPr>
+              <w:jc w:val="center"/>
+              <w:rPr>
+                <w:lang w:val="el-GR"/>
+              </w:rPr>
+            </w:pPr>
+          </w:p>
+        </w:tc>
+        <w:tc>
+          <w:tcPr>
+            <w:tcW w:w="1338" w:type="dxa"/>
+          </w:tcPr>
+          <w:p>
+            <w:pPr>
+              <w:jc w:val="center"/>
+              <w:rPr>
+                <w:lang w:val="el-GR"/>
+              </w:rPr>
+            </w:pPr>
+            <w:r>
+              <w:rPr>
+                <w:lang w:val="el-GR"/>
+              </w:rPr>
+              <w:t>6.884060</w:t>
+            </w:r>
+          </w:p>
+        </w:tc>
+        <w:tc>
+          <w:tcPr>
+            <w:tcW w:w="2168" w:type="dxa"/>
+          </w:tcPr>
+          <w:p>
+            <w:pPr>
+              <w:jc w:val="center"/>
+              <w:rPr>
+                <w:lang w:val="el-GR"/>
+              </w:rPr>
+            </w:pPr>
+            <w:r>
+              <w:rPr>
+                <w:lang w:val="el-GR"/>
+              </w:rPr>
+              <w:t>0.7386452546628206</w:t>
+            </w:r>
+          </w:p>
+        </w:tc>
+        <w:tc>
+          <w:tcPr>
+            <w:tcW w:w="1509" w:type="dxa"/>
+          </w:tcPr>
+          <w:p>
+            <w:pPr>
+              <w:jc w:val="center"/>
+              <w:rPr>
+                <w:lang w:val="el-GR"/>
+              </w:rPr>
+            </w:pPr>
+            <w:r>
+              <w:rPr>
+                <w:lang w:val="el-GR"/>
+              </w:rPr>
+              <w:t>2.256626e-06</w:t>
+            </w:r>
+          </w:p>
+        </w:tc>
+      </w:tr>
+      <w:tr>
+        <w:tc>
+          <w:tcPr>
+            <w:tcW w:w="1327" w:type="dxa"/>
+            <w:tcBorders>
+              <w:top w:val="nil"/>
+              <w:bottom w:val="nil"/>
+            </w:tcBorders>
+          </w:tcPr>
+          <w:p>
+            <w:pPr>
+              <w:jc w:val="center"/>
+            </w:pPr>
+            <w:r>
+              <w:rPr>
+                <w:lang w:val="el-GR"/>
+              </w:rPr>
+              <w:t>M</w:t>
+            </w:r>
+            <w:r>
+              <w:t>MAP</w:t>
+            </w:r>
+          </w:p>
+        </w:tc>
+        <w:tc>
+          <w:tcPr>
+            <w:tcW w:w="1334" w:type="dxa"/>
+          </w:tcPr>
+          <w:p>
+            <w:pPr>
+              <w:jc w:val="center"/>
+              <w:rPr>
+                <w:lang w:val="el-GR"/>
+              </w:rPr>
+            </w:pPr>
+            <w:r>
+              <w:t>4</w:t>
+            </w:r>
+          </w:p>
+        </w:tc>
+        <w:tc>
+          <w:tcPr>
+            <w:tcW w:w="1342" w:type="dxa"/>
+            <w:tcBorders>
+              <w:top w:val="nil"/>
+              <w:bottom w:val="nil"/>
+            </w:tcBorders>
+          </w:tcPr>
+          <w:p>
+            <w:pPr>
+              <w:jc w:val="center"/>
+              <w:rPr>
+                <w:lang w:val="el-GR"/>
+              </w:rPr>
+            </w:pPr>
+            <w:r>
+              <w:rPr>
+                <w:lang w:val="el-GR"/>
+              </w:rPr>
+              <w:t>240000000</w:t>
+            </w:r>
+          </w:p>
+        </w:tc>
+        <w:tc>
+          <w:tcPr>
+            <w:tcW w:w="1338" w:type="dxa"/>
+          </w:tcPr>
+          <w:p>
+            <w:pPr>
+              <w:jc w:val="center"/>
+              <w:rPr>
+                <w:lang w:val="el-GR"/>
+              </w:rPr>
+            </w:pPr>
+            <w:r>
+              <w:rPr>
+                <w:lang w:val="el-GR"/>
+              </w:rPr>
+              <w:t>3.471142</w:t>
+            </w:r>
+          </w:p>
+        </w:tc>
+        <w:tc>
+          <w:tcPr>
+            <w:tcW w:w="2168" w:type="dxa"/>
+          </w:tcPr>
+          <w:p>
+            <w:pPr>
+              <w:jc w:val="center"/>
+              <w:rPr>
+                <w:lang w:val="el-GR"/>
+              </w:rPr>
+            </w:pPr>
+            <w:r>
+              <w:rPr>
+                <w:lang w:val="el-GR"/>
+              </w:rPr>
+              <w:t>0.7386327998631602</w:t>
+            </w:r>
+          </w:p>
+        </w:tc>
+        <w:tc>
+          <w:tcPr>
+            <w:tcW w:w="1509" w:type="dxa"/>
+          </w:tcPr>
+          <w:p>
+            <w:pPr>
+              <w:jc w:val="center"/>
+              <w:rPr>
+                <w:lang w:val="el-GR"/>
+              </w:rPr>
+            </w:pPr>
+            <w:r>
+              <w:rPr>
+                <w:lang w:val="el-GR"/>
+              </w:rPr>
+              <w:t>1.019817e-05</w:t>
+            </w:r>
+          </w:p>
+        </w:tc>
+      </w:tr>
+      <w:tr>
+        <w:tc>
+          <w:tcPr>
+            <w:tcW w:w="1327" w:type="dxa"/>
+            <w:tcBorders>
+              <w:top w:val="nil"/>
+              <w:bottom w:val="nil"/>
+            </w:tcBorders>
+          </w:tcPr>
+          <w:p>
+            <w:pPr>
+              <w:jc w:val="center"/>
+            </w:pPr>
+          </w:p>
+        </w:tc>
+        <w:tc>
+          <w:tcPr>
+            <w:tcW w:w="1334" w:type="dxa"/>
+          </w:tcPr>
+          <w:p>
+            <w:pPr>
+              <w:jc w:val="center"/>
+            </w:pPr>
+            <w:r>
+              <w:t>6</w:t>
+            </w:r>
+          </w:p>
+        </w:tc>
+        <w:tc>
+          <w:tcPr>
+            <w:tcW w:w="1342" w:type="dxa"/>
+            <w:tcBorders>
+              <w:top w:val="nil"/>
+              <w:bottom w:val="nil"/>
+            </w:tcBorders>
+          </w:tcPr>
+          <w:p>
+            <w:pPr>
+              <w:rPr>
+                <w:lang w:val="el-GR"/>
+              </w:rPr>
+            </w:pPr>
+          </w:p>
+        </w:tc>
+        <w:tc>
+          <w:tcPr>
+            <w:tcW w:w="1338" w:type="dxa"/>
+          </w:tcPr>
+          <w:p>
+            <w:pPr>
+              <w:jc w:val="center"/>
+              <w:rPr>
+                <w:lang w:val="el-GR"/>
+              </w:rPr>
+            </w:pPr>
+            <w:r>
+              <w:rPr>
+                <w:lang w:val="el-GR"/>
+              </w:rPr>
+              <w:t>2.491513</w:t>
+            </w:r>
+          </w:p>
+        </w:tc>
+        <w:tc>
+          <w:tcPr>
+            <w:tcW w:w="2168" w:type="dxa"/>
+          </w:tcPr>
+          <w:p>
+            <w:pPr>
+              <w:jc w:val="center"/>
+              <w:rPr>
+                <w:lang w:val="el-GR"/>
+              </w:rPr>
+            </w:pPr>
+            <w:r>
+              <w:rPr>
+                <w:lang w:val="el-GR"/>
+              </w:rPr>
+              <w:t>0.7386332965937331</w:t>
+            </w:r>
+          </w:p>
+        </w:tc>
+        <w:tc>
+          <w:tcPr>
+            <w:tcW w:w="1509" w:type="dxa"/>
+          </w:tcPr>
+          <w:p>
+            <w:pPr>
+              <w:jc w:val="center"/>
+              <w:rPr>
+                <w:lang w:val="el-GR"/>
+              </w:rPr>
+            </w:pPr>
+            <w:r>
+              <w:rPr>
+                <w:lang w:val="el-GR"/>
+              </w:rPr>
+              <w:t>9.701443e-06</w:t>
+            </w:r>
+          </w:p>
+        </w:tc>
+      </w:tr>
+      <w:tr>
+        <w:trPr>
+          <w:trHeight w:val="51"/>
+        </w:trPr>
+        <w:tc>
+          <w:tcPr>
+            <w:tcW w:w="1327" w:type="dxa"/>
+            <w:tcBorders>
+              <w:top w:val="nil"/>
+              <w:bottom w:val="single" w:sz="4" w:space="0" w:color="auto"/>
+            </w:tcBorders>
+          </w:tcPr>
+          <w:p>
+            <w:pPr>
+              <w:jc w:val="center"/>
+              <w:rPr>
+                <w:lang w:val="el-GR"/>
+              </w:rPr>
+            </w:pPr>
+          </w:p>
+        </w:tc>
+        <w:tc>
+          <w:tcPr>
+            <w:tcW w:w="1334" w:type="dxa"/>
+            <w:tcBorders>
+              <w:bottom w:val="single" w:sz="4" w:space="0" w:color="auto"/>
+            </w:tcBorders>
+          </w:tcPr>
+          <w:p>
+            <w:pPr>
+              <w:jc w:val="center"/>
+              <w:rPr>
+                <w:lang w:val="el-GR"/>
+              </w:rPr>
+            </w:pPr>
+            <w:r>
+              <w:t>8</w:t>
+            </w:r>
+          </w:p>
+        </w:tc>
+        <w:tc>
+          <w:tcPr>
+            <w:tcW w:w="1342" w:type="dxa"/>
+            <w:tcBorders>
+              <w:top w:val="nil"/>
+              <w:bottom w:val="single" w:sz="4" w:space="0" w:color="auto"/>
+            </w:tcBorders>
+          </w:tcPr>
+          <w:p>
+            <w:pPr>
+              <w:jc w:val="center"/>
+              <w:rPr>
+                <w:lang w:val="el-GR"/>
+              </w:rPr>
+            </w:pPr>
+          </w:p>
+        </w:tc>
+        <w:tc>
+          <w:tcPr>
+            <w:tcW w:w="1338" w:type="dxa"/>
+          </w:tcPr>
+          <w:p>
+            <w:pPr>
+              <w:jc w:val="center"/>
+              <w:rPr>
+                <w:lang w:val="el-GR"/>
+              </w:rPr>
+            </w:pPr>
+            <w:r>
+              <w:rPr>
+                <w:lang w:val="el-GR"/>
+              </w:rPr>
+              <w:t>2.724518</w:t>
+            </w:r>
+          </w:p>
+        </w:tc>
+        <w:tc>
+          <w:tcPr>
+            <w:tcW w:w="2168" w:type="dxa"/>
+          </w:tcPr>
+          <w:p>
+            <w:pPr>
+              <w:jc w:val="center"/>
+              <w:rPr>
+                <w:lang w:val="el-GR"/>
+              </w:rPr>
+            </w:pPr>
+            <w:r>
+              <w:rPr>
+                <w:lang w:val="el-GR"/>
+              </w:rPr>
+              <w:t>0.7386419920199960</w:t>
+            </w:r>
+          </w:p>
+        </w:tc>
+        <w:tc>
+          <w:tcPr>
+            <w:tcW w:w="1509" w:type="dxa"/>
+          </w:tcPr>
+          <w:p>
+            <w:pPr>
+              <w:jc w:val="center"/>
+              <w:rPr>
+                <w:lang w:val="el-GR"/>
+              </w:rPr>
+            </w:pPr>
+            <w:r>
+              <w:rPr>
+                <w:lang w:val="el-GR"/>
+              </w:rPr>
+              <w:t>1.006017e-06</w:t>
+            </w:r>
+          </w:p>
+        </w:tc>
+      </w:tr>
+    </w:tbl>
     <w:p/>
+    <w:p>
+      <w:r>
+        <w:rPr>
+          <w:noProof/>
+        </w:rPr>
+        <w:drawing>
+          <wp:inline distT="0" distB="0" distL="0" distR="0" wp14:anchorId="6C3B7EDC" wp14:editId="72A2A902">
+            <wp:extent cx="5486400" cy="348615"/>
+            <wp:effectExtent l="0" t="0" r="0" b="0"/>
+            <wp:docPr id="600998482" name="Picture 1"/>
+            <wp:cNvGraphicFramePr>
+              <a:graphicFrameLocks xmlns:a="http://schemas.openxmlformats.org/drawingml/2006/main" noChangeAspect="1"/>
+            </wp:cNvGraphicFramePr>
+            <a:graphic xmlns:a="http://schemas.openxmlformats.org/drawingml/2006/main">
+              <a:graphicData uri="http://schemas.openxmlformats.org/drawingml/2006/picture">
+                <pic:pic xmlns:pic="http://schemas.openxmlformats.org/drawingml/2006/picture">
+                  <pic:nvPicPr>
+                    <pic:cNvPr id="600998482" name=""/>
+                    <pic:cNvPicPr/>
+                  </pic:nvPicPr>
+                  <pic:blipFill>
+                    <a:blip r:embed="rId19"/>
+                    <a:stretch>
+                      <a:fillRect/>
+                    </a:stretch>
+                  </pic:blipFill>
+                  <pic:spPr>
+                    <a:xfrm>
+                      <a:off x="0" y="0"/>
+                      <a:ext cx="5486400" cy="348615"/>
+                    </a:xfrm>
+                    <a:prstGeom prst="rect">
+                      <a:avLst/>
+                    </a:prstGeom>
+                  </pic:spPr>
+                </pic:pic>
+              </a:graphicData>
+            </a:graphic>
+          </wp:inline>
+        </w:drawing>
+      </w:r>
+      <w:r>
+        <w:rPr>
+          <w:noProof/>
+        </w:rPr>
+        <w:drawing>
+          <wp:inline distT="0" distB="0" distL="0" distR="0" wp14:anchorId="17F50C63" wp14:editId="376AA51D">
+            <wp:extent cx="5486400" cy="309880"/>
+            <wp:effectExtent l="0" t="0" r="0" b="0"/>
+            <wp:docPr id="1960901982" name="Picture 1"/>
+            <wp:cNvGraphicFramePr>
+              <a:graphicFrameLocks xmlns:a="http://schemas.openxmlformats.org/drawingml/2006/main" noChangeAspect="1"/>
+            </wp:cNvGraphicFramePr>
+            <a:graphic xmlns:a="http://schemas.openxmlformats.org/drawingml/2006/main">
+              <a:graphicData uri="http://schemas.openxmlformats.org/drawingml/2006/picture">
+                <pic:pic xmlns:pic="http://schemas.openxmlformats.org/drawingml/2006/picture">
+                  <pic:nvPicPr>
+                    <pic:cNvPr id="1960901982" name=""/>
+                    <pic:cNvPicPr/>
+                  </pic:nvPicPr>
+                  <pic:blipFill>
+                    <a:blip r:embed="rId20"/>
+                    <a:stretch>
+                      <a:fillRect/>
+                    </a:stretch>
+                  </pic:blipFill>
+                  <pic:spPr>
+                    <a:xfrm>
+                      <a:off x="0" y="0"/>
+                      <a:ext cx="5486400" cy="309880"/>
+                    </a:xfrm>
+                    <a:prstGeom prst="rect">
+                      <a:avLst/>
+                    </a:prstGeom>
+                  </pic:spPr>
+                </pic:pic>
+              </a:graphicData>
+            </a:graphic>
+          </wp:inline>
+        </w:drawing>
+      </w:r>
+      <w:r>
+        <w:rPr>
+          <w:noProof/>
+        </w:rPr>
+        <w:drawing>
+          <wp:inline distT="0" distB="0" distL="0" distR="0" wp14:anchorId="61491933" wp14:editId="286A3868">
+            <wp:extent cx="5486400" cy="337820"/>
+            <wp:effectExtent l="0" t="0" r="0" b="5080"/>
+            <wp:docPr id="376780562" name="Picture 1"/>
+            <wp:cNvGraphicFramePr>
+              <a:graphicFrameLocks xmlns:a="http://schemas.openxmlformats.org/drawingml/2006/main" noChangeAspect="1"/>
+            </wp:cNvGraphicFramePr>
+            <a:graphic xmlns:a="http://schemas.openxmlformats.org/drawingml/2006/main">
+              <a:graphicData uri="http://schemas.openxmlformats.org/drawingml/2006/picture">
+                <pic:pic xmlns:pic="http://schemas.openxmlformats.org/drawingml/2006/picture">
+                  <pic:nvPicPr>
+                    <pic:cNvPr id="376780562" name=""/>
+                    <pic:cNvPicPr/>
+                  </pic:nvPicPr>
+                  <pic:blipFill>
+                    <a:blip r:embed="rId21"/>
+                    <a:stretch>
+                      <a:fillRect/>
+                    </a:stretch>
+                  </pic:blipFill>
+                  <pic:spPr>
+                    <a:xfrm>
+                      <a:off x="0" y="0"/>
+                      <a:ext cx="5486400" cy="337820"/>
+                    </a:xfrm>
+                    <a:prstGeom prst="rect">
+                      <a:avLst/>
+                    </a:prstGeom>
+                  </pic:spPr>
+                </pic:pic>
+              </a:graphicData>
+            </a:graphic>
+          </wp:inline>
+        </w:drawing>
+      </w:r>
+      <w:r>
+        <w:rPr>
+          <w:noProof/>
+        </w:rPr>
+        <w:drawing>
+          <wp:inline distT="0" distB="0" distL="0" distR="0" wp14:anchorId="33DB2A21" wp14:editId="628CE0C5">
+            <wp:extent cx="5486400" cy="292735"/>
+            <wp:effectExtent l="0" t="0" r="0" b="0"/>
+            <wp:docPr id="2091556388" name="Picture 1"/>
+            <wp:cNvGraphicFramePr>
+              <a:graphicFrameLocks xmlns:a="http://schemas.openxmlformats.org/drawingml/2006/main" noChangeAspect="1"/>
+            </wp:cNvGraphicFramePr>
+            <a:graphic xmlns:a="http://schemas.openxmlformats.org/drawingml/2006/main">
+              <a:graphicData uri="http://schemas.openxmlformats.org/drawingml/2006/picture">
+                <pic:pic xmlns:pic="http://schemas.openxmlformats.org/drawingml/2006/picture">
+                  <pic:nvPicPr>
+                    <pic:cNvPr id="2091556388" name=""/>
+                    <pic:cNvPicPr/>
+                  </pic:nvPicPr>
+                  <pic:blipFill>
+                    <a:blip r:embed="rId22"/>
+                    <a:stretch>
+                      <a:fillRect/>
+                    </a:stretch>
+                  </pic:blipFill>
+                  <pic:spPr>
+                    <a:xfrm>
+                      <a:off x="0" y="0"/>
+                      <a:ext cx="5486400" cy="292735"/>
+                    </a:xfrm>
+                    <a:prstGeom prst="rect">
+                      <a:avLst/>
+                    </a:prstGeom>
+                  </pic:spPr>
+                </pic:pic>
+              </a:graphicData>
+            </a:graphic>
+          </wp:inline>
+        </w:drawing>
+      </w:r>
+      <w:r>
+        <w:rPr>
+          <w:noProof/>
+        </w:rPr>
+        <w:drawing>
+          <wp:inline distT="0" distB="0" distL="0" distR="0" wp14:anchorId="4E4D587F" wp14:editId="7F93AC70">
+            <wp:extent cx="5486400" cy="255270"/>
+            <wp:effectExtent l="0" t="0" r="0" b="0"/>
+            <wp:docPr id="263757592" name="Picture 1"/>
+            <wp:cNvGraphicFramePr>
+              <a:graphicFrameLocks xmlns:a="http://schemas.openxmlformats.org/drawingml/2006/main" noChangeAspect="1"/>
+            </wp:cNvGraphicFramePr>
+            <a:graphic xmlns:a="http://schemas.openxmlformats.org/drawingml/2006/main">
+              <a:graphicData uri="http://schemas.openxmlformats.org/drawingml/2006/picture">
+                <pic:pic xmlns:pic="http://schemas.openxmlformats.org/drawingml/2006/picture">
+                  <pic:nvPicPr>
+                    <pic:cNvPr id="263757592" name=""/>
+                    <pic:cNvPicPr/>
+                  </pic:nvPicPr>
+                  <pic:blipFill>
+                    <a:blip r:embed="rId23"/>
+                    <a:stretch>
+                      <a:fillRect/>
+                    </a:stretch>
+                  </pic:blipFill>
+                  <pic:spPr>
+                    <a:xfrm>
+                      <a:off x="0" y="0"/>
+                      <a:ext cx="5486400" cy="255270"/>
+                    </a:xfrm>
+                    <a:prstGeom prst="rect">
+                      <a:avLst/>
+                    </a:prstGeom>
+                  </pic:spPr>
+                </pic:pic>
+              </a:graphicData>
+            </a:graphic>
+          </wp:inline>
+        </w:drawing>
+      </w:r>
+    </w:p>
+    <w:p>
+      <w:pPr>
+        <w:tabs>
+          <w:tab w:val="left" w:pos="4979"/>
+        </w:tabs>
+      </w:pPr>
+      <w:r>
+        <w:tab/>
+      </w:r>
+    </w:p>
+    <w:tbl>
+      <w:tblPr>
+        <w:tblStyle w:val="TableGrid"/>
+        <w:tblW w:w="9018" w:type="dxa"/>
+        <w:tblLook w:val="04A0" w:firstRow="1" w:lastRow="0" w:firstColumn="1" w:lastColumn="0" w:noHBand="0" w:noVBand="1"/>
+      </w:tblPr>
+      <w:tblGrid>
+        <w:gridCol w:w="1340"/>
+        <w:gridCol w:w="1331"/>
+        <w:gridCol w:w="1340"/>
+        <w:gridCol w:w="1335"/>
+        <w:gridCol w:w="2168"/>
+        <w:gridCol w:w="1504"/>
+      </w:tblGrid>
+      <w:tr>
+        <w:tc>
+          <w:tcPr>
+            <w:tcW w:w="1327" w:type="dxa"/>
+            <w:tcBorders>
+              <w:bottom w:val="single" w:sz="4" w:space="0" w:color="auto"/>
+            </w:tcBorders>
+          </w:tcPr>
+          <w:p>
+            <w:pPr>
+              <w:jc w:val="center"/>
+              <w:rPr>
+                <w:lang w:val="el-GR"/>
+              </w:rPr>
+            </w:pPr>
+            <w:r>
+              <w:rPr>
+                <w:lang w:val="el-GR"/>
+              </w:rPr>
+              <w:t>Υλοποιήση</w:t>
+            </w:r>
+          </w:p>
+        </w:tc>
+        <w:tc>
+          <w:tcPr>
+            <w:tcW w:w="1334" w:type="dxa"/>
+          </w:tcPr>
+          <w:p>
+            <w:pPr>
+              <w:jc w:val="center"/>
+            </w:pPr>
+            <w:r>
+              <w:rPr>
+                <w:lang w:val="el-GR"/>
+              </w:rPr>
+              <w:t>Διεργασίες</w:t>
+            </w:r>
+          </w:p>
+        </w:tc>
+        <w:tc>
+          <w:tcPr>
+            <w:tcW w:w="1342" w:type="dxa"/>
+            <w:tcBorders>
+              <w:bottom w:val="single" w:sz="4" w:space="0" w:color="auto"/>
+            </w:tcBorders>
+          </w:tcPr>
+          <w:p>
+            <w:pPr>
+              <w:jc w:val="center"/>
+            </w:pPr>
+            <w:r>
+              <w:rPr>
+                <w:lang w:val="el-GR"/>
+              </w:rPr>
+              <w:t xml:space="preserve">Δείγματα </w:t>
+            </w:r>
+          </w:p>
+        </w:tc>
+        <w:tc>
+          <w:tcPr>
+            <w:tcW w:w="1338" w:type="dxa"/>
+          </w:tcPr>
+          <w:p>
+            <w:pPr>
+              <w:jc w:val="center"/>
+              <w:rPr>
+                <w:lang w:val="el-GR"/>
+              </w:rPr>
+            </w:pPr>
+            <w:r>
+              <w:rPr>
+                <w:lang w:val="el-GR"/>
+              </w:rPr>
+              <w:t>Χρόνος</w:t>
+            </w:r>
+          </w:p>
+        </w:tc>
+        <w:tc>
+          <w:tcPr>
+            <w:tcW w:w="2168" w:type="dxa"/>
+          </w:tcPr>
+          <w:p>
+            <w:pPr>
+              <w:jc w:val="center"/>
+              <w:rPr>
+                <w:lang w:val="el-GR"/>
+              </w:rPr>
+            </w:pPr>
+            <w:r>
+              <w:rPr>
+                <w:lang w:val="el-GR"/>
+              </w:rPr>
+              <w:t>Αποτέλεσμα</w:t>
+            </w:r>
+          </w:p>
+        </w:tc>
+        <w:tc>
+          <w:tcPr>
+            <w:tcW w:w="1509" w:type="dxa"/>
+          </w:tcPr>
+          <w:p>
+            <w:pPr>
+              <w:jc w:val="center"/>
+            </w:pPr>
+            <w:r>
+              <w:rPr>
+                <w:lang w:val="el-GR"/>
+              </w:rPr>
+              <w:t>Error</w:t>
+            </w:r>
+          </w:p>
+        </w:tc>
+      </w:tr>
+      <w:tr>
+        <w:tc>
+          <w:tcPr>
+            <w:tcW w:w="1327" w:type="dxa"/>
+            <w:tcBorders>
+              <w:bottom w:val="nil"/>
+            </w:tcBorders>
+          </w:tcPr>
+          <w:p>
+            <w:pPr>
+              <w:jc w:val="center"/>
+            </w:pPr>
+          </w:p>
+        </w:tc>
+        <w:tc>
+          <w:tcPr>
+            <w:tcW w:w="1334" w:type="dxa"/>
+          </w:tcPr>
+          <w:p>
+            <w:pPr>
+              <w:jc w:val="center"/>
+            </w:pPr>
+            <w:r>
+              <w:t>1</w:t>
+            </w:r>
+          </w:p>
+        </w:tc>
+        <w:tc>
+          <w:tcPr>
+            <w:tcW w:w="1342" w:type="dxa"/>
+            <w:tcBorders>
+              <w:bottom w:val="nil"/>
+            </w:tcBorders>
+          </w:tcPr>
+          <w:p>
+            <w:pPr>
+              <w:jc w:val="center"/>
+              <w:rPr>
+                <w:lang w:val="el-GR"/>
+              </w:rPr>
+            </w:pPr>
+          </w:p>
+        </w:tc>
+        <w:tc>
+          <w:tcPr>
+            <w:tcW w:w="1338" w:type="dxa"/>
+          </w:tcPr>
+          <w:p>
+            <w:pPr>
+              <w:jc w:val="center"/>
+              <w:rPr>
+                <w:lang w:val="el-GR"/>
+              </w:rPr>
+            </w:pPr>
+            <w:r>
+              <w:rPr>
+                <w:lang w:val="el-GR"/>
+              </w:rPr>
+              <w:t>13.519781</w:t>
+            </w:r>
+          </w:p>
+        </w:tc>
+        <w:tc>
+          <w:tcPr>
+            <w:tcW w:w="2168" w:type="dxa"/>
+          </w:tcPr>
+          <w:p>
+            <w:pPr>
+              <w:jc w:val="center"/>
+              <w:rPr>
+                <w:lang w:val="el-GR"/>
+              </w:rPr>
+            </w:pPr>
+            <w:r>
+              <w:rPr>
+                <w:lang w:val="el-GR"/>
+              </w:rPr>
+              <w:t>0.7386418488164131</w:t>
+            </w:r>
+          </w:p>
+        </w:tc>
+        <w:tc>
+          <w:tcPr>
+            <w:tcW w:w="1509" w:type="dxa"/>
+          </w:tcPr>
+          <w:p>
+            <w:pPr>
+              <w:jc w:val="center"/>
+            </w:pPr>
+            <w:r>
+              <w:t>1.149220e-06</w:t>
+            </w:r>
+          </w:p>
+        </w:tc>
+      </w:tr>
+      <w:tr>
+        <w:tc>
+          <w:tcPr>
+            <w:tcW w:w="1327" w:type="dxa"/>
+            <w:tcBorders>
+              <w:top w:val="nil"/>
+              <w:bottom w:val="nil"/>
+            </w:tcBorders>
+          </w:tcPr>
+          <w:p>
+            <w:pPr>
+              <w:jc w:val="center"/>
+              <w:rPr>
+                <w:lang w:val="el-GR"/>
+              </w:rPr>
+            </w:pPr>
+          </w:p>
+        </w:tc>
+        <w:tc>
+          <w:tcPr>
+            <w:tcW w:w="1334" w:type="dxa"/>
+          </w:tcPr>
+          <w:p>
+            <w:pPr>
+              <w:jc w:val="center"/>
+            </w:pPr>
+            <w:r>
+              <w:t>2</w:t>
+            </w:r>
+          </w:p>
+        </w:tc>
+        <w:tc>
+          <w:tcPr>
+            <w:tcW w:w="1342" w:type="dxa"/>
+            <w:tcBorders>
+              <w:top w:val="nil"/>
+              <w:bottom w:val="nil"/>
+            </w:tcBorders>
+          </w:tcPr>
+          <w:p>
+            <w:pPr>
+              <w:jc w:val="center"/>
+              <w:rPr>
+                <w:lang w:val="el-GR"/>
+              </w:rPr>
+            </w:pPr>
+          </w:p>
+        </w:tc>
+        <w:tc>
+          <w:tcPr>
+            <w:tcW w:w="1338" w:type="dxa"/>
+          </w:tcPr>
+          <w:p>
+            <w:pPr>
+              <w:jc w:val="center"/>
+              <w:rPr>
+                <w:lang w:val="el-GR"/>
+              </w:rPr>
+            </w:pPr>
+            <w:r>
+              <w:rPr>
+                <w:lang w:val="el-GR"/>
+              </w:rPr>
+              <w:t>6.842068</w:t>
+            </w:r>
+          </w:p>
+        </w:tc>
+        <w:tc>
+          <w:tcPr>
+            <w:tcW w:w="2168" w:type="dxa"/>
+          </w:tcPr>
+          <w:p>
+            <w:pPr>
+              <w:jc w:val="center"/>
+              <w:rPr>
+                <w:lang w:val="el-GR"/>
+              </w:rPr>
+            </w:pPr>
+            <w:r>
+              <w:rPr>
+                <w:lang w:val="el-GR"/>
+              </w:rPr>
+              <w:t>0.7386509592641821</w:t>
+            </w:r>
+          </w:p>
+        </w:tc>
+        <w:tc>
+          <w:tcPr>
+            <w:tcW w:w="1509" w:type="dxa"/>
+          </w:tcPr>
+          <w:p>
+            <w:pPr>
+              <w:jc w:val="center"/>
+              <w:rPr>
+                <w:lang w:val="el-GR"/>
+              </w:rPr>
+            </w:pPr>
+            <w:r>
+              <w:rPr>
+                <w:lang w:val="el-GR"/>
+              </w:rPr>
+              <w:t>7.961227e-06</w:t>
+            </w:r>
+          </w:p>
+        </w:tc>
+      </w:tr>
+      <w:tr>
+        <w:tc>
+          <w:tcPr>
+            <w:tcW w:w="1327" w:type="dxa"/>
+            <w:tcBorders>
+              <w:top w:val="nil"/>
+              <w:bottom w:val="nil"/>
+            </w:tcBorders>
+          </w:tcPr>
+          <w:p>
+            <w:pPr>
+              <w:jc w:val="center"/>
+            </w:pPr>
+            <w:r>
+              <w:rPr>
+                <w:lang w:val="el-GR"/>
+              </w:rPr>
+              <w:t>M</w:t>
+            </w:r>
+            <w:r>
+              <w:t>MAP_SEM</w:t>
+            </w:r>
+          </w:p>
+        </w:tc>
+        <w:tc>
+          <w:tcPr>
+            <w:tcW w:w="1334" w:type="dxa"/>
+          </w:tcPr>
+          <w:p>
+            <w:pPr>
+              <w:jc w:val="center"/>
+              <w:rPr>
+                <w:lang w:val="el-GR"/>
+              </w:rPr>
+            </w:pPr>
+            <w:r>
+              <w:t>4</w:t>
+            </w:r>
+          </w:p>
+        </w:tc>
+        <w:tc>
+          <w:tcPr>
+            <w:tcW w:w="1342" w:type="dxa"/>
+            <w:tcBorders>
+              <w:top w:val="nil"/>
+              <w:bottom w:val="nil"/>
+            </w:tcBorders>
+          </w:tcPr>
+          <w:p>
+            <w:pPr>
+              <w:jc w:val="center"/>
+              <w:rPr>
+                <w:lang w:val="el-GR"/>
+              </w:rPr>
+            </w:pPr>
+            <w:r>
+              <w:rPr>
+                <w:lang w:val="el-GR"/>
+              </w:rPr>
+              <w:t>240000000</w:t>
+            </w:r>
+          </w:p>
+        </w:tc>
+        <w:tc>
+          <w:tcPr>
+            <w:tcW w:w="1338" w:type="dxa"/>
+          </w:tcPr>
+          <w:p>
+            <w:pPr>
+              <w:jc w:val="center"/>
+              <w:rPr>
+                <w:lang w:val="el-GR"/>
+              </w:rPr>
+            </w:pPr>
+            <w:r>
+              <w:rPr>
+                <w:lang w:val="el-GR"/>
+              </w:rPr>
+              <w:t>3.599068</w:t>
+            </w:r>
+          </w:p>
+        </w:tc>
+        <w:tc>
+          <w:tcPr>
+            <w:tcW w:w="2168" w:type="dxa"/>
+          </w:tcPr>
+          <w:p>
+            <w:pPr>
+              <w:jc w:val="center"/>
+              <w:rPr>
+                <w:lang w:val="el-GR"/>
+              </w:rPr>
+            </w:pPr>
+            <w:r>
+              <w:rPr>
+                <w:lang w:val="el-GR"/>
+              </w:rPr>
+              <w:t>0.7386361124303625</w:t>
+            </w:r>
+          </w:p>
+        </w:tc>
+        <w:tc>
+          <w:tcPr>
+            <w:tcW w:w="1509" w:type="dxa"/>
+          </w:tcPr>
+          <w:p>
+            <w:pPr>
+              <w:jc w:val="center"/>
+              <w:rPr>
+                <w:lang w:val="el-GR"/>
+              </w:rPr>
+            </w:pPr>
+            <w:r>
+              <w:rPr>
+                <w:lang w:val="el-GR"/>
+              </w:rPr>
+              <w:t>6.885607e-06</w:t>
+            </w:r>
+          </w:p>
+        </w:tc>
+      </w:tr>
+      <w:tr>
+        <w:tc>
+          <w:tcPr>
+            <w:tcW w:w="1327" w:type="dxa"/>
+            <w:tcBorders>
+              <w:top w:val="nil"/>
+              <w:bottom w:val="nil"/>
+            </w:tcBorders>
+          </w:tcPr>
+          <w:p>
+            <w:pPr>
+              <w:jc w:val="center"/>
+            </w:pPr>
+          </w:p>
+        </w:tc>
+        <w:tc>
+          <w:tcPr>
+            <w:tcW w:w="1334" w:type="dxa"/>
+          </w:tcPr>
+          <w:p>
+            <w:pPr>
+              <w:jc w:val="center"/>
+            </w:pPr>
+            <w:r>
+              <w:t>6</w:t>
+            </w:r>
+          </w:p>
+        </w:tc>
+        <w:tc>
+          <w:tcPr>
+            <w:tcW w:w="1342" w:type="dxa"/>
+            <w:tcBorders>
+              <w:top w:val="nil"/>
+              <w:bottom w:val="nil"/>
+            </w:tcBorders>
+          </w:tcPr>
+          <w:p>
+            <w:pPr>
+              <w:rPr>
+                <w:lang w:val="el-GR"/>
+              </w:rPr>
+            </w:pPr>
+          </w:p>
+        </w:tc>
+        <w:tc>
+          <w:tcPr>
+            <w:tcW w:w="1338" w:type="dxa"/>
+          </w:tcPr>
+          <w:p>
+            <w:pPr>
+              <w:jc w:val="center"/>
+              <w:rPr>
+                <w:lang w:val="el-GR"/>
+              </w:rPr>
+            </w:pPr>
+            <w:r>
+              <w:rPr>
+                <w:lang w:val="el-GR"/>
+              </w:rPr>
+              <w:t>2.498932</w:t>
+            </w:r>
+          </w:p>
+        </w:tc>
+        <w:tc>
+          <w:tcPr>
+            <w:tcW w:w="2168" w:type="dxa"/>
+          </w:tcPr>
+          <w:p>
+            <w:pPr>
+              <w:tabs>
+                <w:tab w:val="left" w:pos="517"/>
+              </w:tabs>
+              <w:jc w:val="center"/>
+              <w:rPr>
+                <w:lang w:val="el-GR"/>
+              </w:rPr>
+            </w:pPr>
+            <w:r>
+              <w:rPr>
+                <w:lang w:val="el-GR"/>
+              </w:rPr>
+              <w:t>0.7386354374567073</w:t>
+            </w:r>
+          </w:p>
+        </w:tc>
+        <w:tc>
+          <w:tcPr>
+            <w:tcW w:w="1509" w:type="dxa"/>
+          </w:tcPr>
+          <w:p>
+            <w:pPr>
+              <w:jc w:val="center"/>
+              <w:rPr>
+                <w:lang w:val="el-GR"/>
+              </w:rPr>
+            </w:pPr>
+            <w:r>
+              <w:rPr>
+                <w:lang w:val="el-GR"/>
+              </w:rPr>
+              <w:t>7.560580e-06</w:t>
+            </w:r>
+          </w:p>
+        </w:tc>
+      </w:tr>
+      <w:tr>
+        <w:trPr>
+          <w:trHeight w:val="51"/>
+        </w:trPr>
+        <w:tc>
+          <w:tcPr>
+            <w:tcW w:w="1327" w:type="dxa"/>
+            <w:tcBorders>
+              <w:top w:val="nil"/>
+              <w:bottom w:val="single" w:sz="4" w:space="0" w:color="auto"/>
+            </w:tcBorders>
+          </w:tcPr>
+          <w:p>
+            <w:pPr>
+              <w:jc w:val="center"/>
+              <w:rPr>
+                <w:lang w:val="el-GR"/>
+              </w:rPr>
+            </w:pPr>
+          </w:p>
+        </w:tc>
+        <w:tc>
+          <w:tcPr>
+            <w:tcW w:w="1334" w:type="dxa"/>
+            <w:tcBorders>
+              <w:bottom w:val="single" w:sz="4" w:space="0" w:color="auto"/>
+            </w:tcBorders>
+          </w:tcPr>
+          <w:p>
+            <w:pPr>
+              <w:jc w:val="center"/>
+              <w:rPr>
+                <w:lang w:val="el-GR"/>
+              </w:rPr>
+            </w:pPr>
+            <w:r>
+              <w:t>8</w:t>
+            </w:r>
+          </w:p>
+        </w:tc>
+        <w:tc>
+          <w:tcPr>
+            <w:tcW w:w="1342" w:type="dxa"/>
+            <w:tcBorders>
+              <w:top w:val="nil"/>
+              <w:bottom w:val="single" w:sz="4" w:space="0" w:color="auto"/>
+            </w:tcBorders>
+          </w:tcPr>
+          <w:p>
+            <w:pPr>
+              <w:jc w:val="center"/>
+              <w:rPr>
+                <w:lang w:val="el-GR"/>
+              </w:rPr>
+            </w:pPr>
+          </w:p>
+        </w:tc>
+        <w:tc>
+          <w:tcPr>
+            <w:tcW w:w="1338" w:type="dxa"/>
+          </w:tcPr>
+          <w:p>
+            <w:pPr>
+              <w:jc w:val="center"/>
+              <w:rPr>
+                <w:lang w:val="el-GR"/>
+              </w:rPr>
+            </w:pPr>
+            <w:r>
+              <w:rPr>
+                <w:lang w:val="el-GR"/>
+              </w:rPr>
+              <w:t>2.879071</w:t>
+            </w:r>
+          </w:p>
+        </w:tc>
+        <w:tc>
+          <w:tcPr>
+            <w:tcW w:w="2168" w:type="dxa"/>
+          </w:tcPr>
+          <w:p>
+            <w:pPr>
+              <w:jc w:val="center"/>
+              <w:rPr>
+                <w:lang w:val="el-GR"/>
+              </w:rPr>
+            </w:pPr>
+            <w:r>
+              <w:rPr>
+                <w:lang w:val="el-GR"/>
+              </w:rPr>
+              <w:t>0.7386495090204133</w:t>
+            </w:r>
+          </w:p>
+        </w:tc>
+        <w:tc>
+          <w:tcPr>
+            <w:tcW w:w="1509" w:type="dxa"/>
+          </w:tcPr>
+          <w:p>
+            <w:pPr>
+              <w:jc w:val="center"/>
+              <w:rPr>
+                <w:lang w:val="el-GR"/>
+              </w:rPr>
+            </w:pPr>
+            <w:r>
+              <w:rPr>
+                <w:lang w:val="el-GR"/>
+              </w:rPr>
+              <w:t>6.510984e-06</w:t>
+            </w:r>
+          </w:p>
+        </w:tc>
+      </w:tr>
+    </w:tbl>
+    <w:p/>
+    <w:p>
+      <w:pPr>
+        <w:tabs>
+          <w:tab w:val="left" w:pos="4979"/>
+        </w:tabs>
+      </w:pPr>
+      <w:r>
+        <w:rPr>
+          <w:noProof/>
+        </w:rPr>
+        <w:drawing>
+          <wp:inline distT="0" distB="0" distL="0" distR="0" wp14:anchorId="3EC6F080" wp14:editId="49D08B7C">
+            <wp:extent cx="5486400" cy="311150"/>
+            <wp:effectExtent l="0" t="0" r="0" b="0"/>
+            <wp:docPr id="1357516612" name="Picture 1"/>
+            <wp:cNvGraphicFramePr>
+              <a:graphicFrameLocks xmlns:a="http://schemas.openxmlformats.org/drawingml/2006/main" noChangeAspect="1"/>
+            </wp:cNvGraphicFramePr>
+            <a:graphic xmlns:a="http://schemas.openxmlformats.org/drawingml/2006/main">
+              <a:graphicData uri="http://schemas.openxmlformats.org/drawingml/2006/picture">
+                <pic:pic xmlns:pic="http://schemas.openxmlformats.org/drawingml/2006/picture">
+                  <pic:nvPicPr>
+                    <pic:cNvPr id="1357516612" name=""/>
+                    <pic:cNvPicPr/>
+                  </pic:nvPicPr>
+                  <pic:blipFill>
+                    <a:blip r:embed="rId24"/>
+                    <a:stretch>
+                      <a:fillRect/>
+                    </a:stretch>
+                  </pic:blipFill>
+                  <pic:spPr>
+                    <a:xfrm>
+                      <a:off x="0" y="0"/>
+                      <a:ext cx="5486400" cy="311150"/>
+                    </a:xfrm>
+                    <a:prstGeom prst="rect">
+                      <a:avLst/>
+                    </a:prstGeom>
+                  </pic:spPr>
+                </pic:pic>
+              </a:graphicData>
+            </a:graphic>
+          </wp:inline>
+        </w:drawing>
+      </w:r>
+      <w:r>
+        <w:rPr>
+          <w:noProof/>
+        </w:rPr>
+        <w:drawing>
+          <wp:inline distT="0" distB="0" distL="0" distR="0" wp14:anchorId="7F207BF6" wp14:editId="3D9A4A19">
+            <wp:extent cx="5486400" cy="285750"/>
+            <wp:effectExtent l="0" t="0" r="0" b="0"/>
+            <wp:docPr id="1694135721" name="Picture 1"/>
+            <wp:cNvGraphicFramePr>
+              <a:graphicFrameLocks xmlns:a="http://schemas.openxmlformats.org/drawingml/2006/main" noChangeAspect="1"/>
+            </wp:cNvGraphicFramePr>
+            <a:graphic xmlns:a="http://schemas.openxmlformats.org/drawingml/2006/main">
+              <a:graphicData uri="http://schemas.openxmlformats.org/drawingml/2006/picture">
+                <pic:pic xmlns:pic="http://schemas.openxmlformats.org/drawingml/2006/picture">
+                  <pic:nvPicPr>
+                    <pic:cNvPr id="1694135721" name=""/>
+                    <pic:cNvPicPr/>
+                  </pic:nvPicPr>
+                  <pic:blipFill>
+                    <a:blip r:embed="rId25"/>
+                    <a:stretch>
+                      <a:fillRect/>
+                    </a:stretch>
+                  </pic:blipFill>
+                  <pic:spPr>
+                    <a:xfrm>
+                      <a:off x="0" y="0"/>
+                      <a:ext cx="5486400" cy="285750"/>
+                    </a:xfrm>
+                    <a:prstGeom prst="rect">
+                      <a:avLst/>
+                    </a:prstGeom>
+                  </pic:spPr>
+                </pic:pic>
+              </a:graphicData>
+            </a:graphic>
+          </wp:inline>
+        </w:drawing>
+      </w:r>
+      <w:r>
+        <w:rPr>
+          <w:noProof/>
+        </w:rPr>
+        <w:drawing>
+          <wp:inline distT="0" distB="0" distL="0" distR="0" wp14:anchorId="3AFF4CC6" wp14:editId="382363C2">
+            <wp:extent cx="5486400" cy="288925"/>
+            <wp:effectExtent l="0" t="0" r="0" b="0"/>
+            <wp:docPr id="428315516" name="Picture 1"/>
+            <wp:cNvGraphicFramePr>
+              <a:graphicFrameLocks xmlns:a="http://schemas.openxmlformats.org/drawingml/2006/main" noChangeAspect="1"/>
+            </wp:cNvGraphicFramePr>
+            <a:graphic xmlns:a="http://schemas.openxmlformats.org/drawingml/2006/main">
+              <a:graphicData uri="http://schemas.openxmlformats.org/drawingml/2006/picture">
+                <pic:pic xmlns:pic="http://schemas.openxmlformats.org/drawingml/2006/picture">
+                  <pic:nvPicPr>
+                    <pic:cNvPr id="428315516" name=""/>
+                    <pic:cNvPicPr/>
+                  </pic:nvPicPr>
+                  <pic:blipFill>
+                    <a:blip r:embed="rId26"/>
+                    <a:stretch>
+                      <a:fillRect/>
+                    </a:stretch>
+                  </pic:blipFill>
+                  <pic:spPr>
+                    <a:xfrm>
+                      <a:off x="0" y="0"/>
+                      <a:ext cx="5486400" cy="288925"/>
+                    </a:xfrm>
+                    <a:prstGeom prst="rect">
+                      <a:avLst/>
+                    </a:prstGeom>
+                  </pic:spPr>
+                </pic:pic>
+              </a:graphicData>
+            </a:graphic>
+          </wp:inline>
+        </w:drawing>
+      </w:r>
+      <w:r>
+        <w:rPr>
+          <w:noProof/>
+        </w:rPr>
+        <w:drawing>
+          <wp:inline distT="0" distB="0" distL="0" distR="0" wp14:anchorId="796A951F" wp14:editId="173C6EF2">
+            <wp:extent cx="5486400" cy="344805"/>
+            <wp:effectExtent l="0" t="0" r="0" b="0"/>
+            <wp:docPr id="430517292" name="Picture 1"/>
+            <wp:cNvGraphicFramePr>
+              <a:graphicFrameLocks xmlns:a="http://schemas.openxmlformats.org/drawingml/2006/main" noChangeAspect="1"/>
+            </wp:cNvGraphicFramePr>
+            <a:graphic xmlns:a="http://schemas.openxmlformats.org/drawingml/2006/main">
+              <a:graphicData uri="http://schemas.openxmlformats.org/drawingml/2006/picture">
+                <pic:pic xmlns:pic="http://schemas.openxmlformats.org/drawingml/2006/picture">
+                  <pic:nvPicPr>
+                    <pic:cNvPr id="430517292" name=""/>
+                    <pic:cNvPicPr/>
+                  </pic:nvPicPr>
+                  <pic:blipFill>
+                    <a:blip r:embed="rId27"/>
+                    <a:stretch>
+                      <a:fillRect/>
+                    </a:stretch>
+                  </pic:blipFill>
+                  <pic:spPr>
+                    <a:xfrm>
+                      <a:off x="0" y="0"/>
+                      <a:ext cx="5486400" cy="344805"/>
+                    </a:xfrm>
+                    <a:prstGeom prst="rect">
+                      <a:avLst/>
+                    </a:prstGeom>
+                  </pic:spPr>
+                </pic:pic>
+              </a:graphicData>
+            </a:graphic>
+          </wp:inline>
+        </w:drawing>
+      </w:r>
+      <w:r>
+        <w:rPr>
+          <w:noProof/>
+        </w:rPr>
+        <w:drawing>
+          <wp:inline distT="0" distB="0" distL="0" distR="0" wp14:anchorId="7407FF59" wp14:editId="5583E0CA">
+            <wp:extent cx="5486400" cy="328295"/>
+            <wp:effectExtent l="0" t="0" r="0" b="0"/>
+            <wp:docPr id="1705195985" name="Picture 1"/>
+            <wp:cNvGraphicFramePr>
+              <a:graphicFrameLocks xmlns:a="http://schemas.openxmlformats.org/drawingml/2006/main" noChangeAspect="1"/>
+            </wp:cNvGraphicFramePr>
+            <a:graphic xmlns:a="http://schemas.openxmlformats.org/drawingml/2006/main">
+              <a:graphicData uri="http://schemas.openxmlformats.org/drawingml/2006/picture">
+                <pic:pic xmlns:pic="http://schemas.openxmlformats.org/drawingml/2006/picture">
+                  <pic:nvPicPr>
+                    <pic:cNvPr id="1705195985" name=""/>
+                    <pic:cNvPicPr/>
+                  </pic:nvPicPr>
+                  <pic:blipFill>
+                    <a:blip r:embed="rId28"/>
+                    <a:stretch>
+                      <a:fillRect/>
+                    </a:stretch>
+                  </pic:blipFill>
+                  <pic:spPr>
+                    <a:xfrm>
+                      <a:off x="0" y="0"/>
+                      <a:ext cx="5486400" cy="328295"/>
+                    </a:xfrm>
+                    <a:prstGeom prst="rect">
+                      <a:avLst/>
+                    </a:prstGeom>
+                  </pic:spPr>
+                </pic:pic>
+              </a:graphicData>
+            </a:graphic>
+          </wp:inline>
+        </w:drawing>
+      </w:r>
+    </w:p>
+    <w:p>
+      <w:pPr>
+        <w:tabs>
+          <w:tab w:val="left" w:pos="6125"/>
+        </w:tabs>
+        <w:rPr>
+          <w:lang w:val="el-GR"/>
+        </w:rPr>
+      </w:pPr>
+      <w:r>
+        <w:tab/>
+      </w:r>
+    </w:p>
+    <w:p>
+      <w:pPr>
+        <w:tabs>
+          <w:tab w:val="left" w:pos="6125"/>
+        </w:tabs>
+        <w:rPr>
+          <w:lang w:val="el-GR"/>
+        </w:rPr>
+      </w:pPr>
+    </w:p>
+    <w:p>
+      <w:pPr>
+        <w:tabs>
+          <w:tab w:val="left" w:pos="6125"/>
+        </w:tabs>
+        <w:rPr>
+          <w:lang w:val="el-GR"/>
+        </w:rPr>
+      </w:pPr>
+    </w:p>
+    <w:p>
+      <w:pPr>
+        <w:tabs>
+          <w:tab w:val="left" w:pos="6125"/>
+        </w:tabs>
+        <w:rPr>
+          <w:lang w:val="el-GR"/>
+        </w:rPr>
+      </w:pPr>
+    </w:p>
+    <w:p>
+      <w:pPr>
+        <w:tabs>
+          <w:tab w:val="left" w:pos="6125"/>
+        </w:tabs>
+        <w:rPr>
+          <w:lang w:val="el-GR"/>
+        </w:rPr>
+      </w:pPr>
+    </w:p>
+    <w:p>
+      <w:pPr>
+        <w:tabs>
+          <w:tab w:val="left" w:pos="6125"/>
+        </w:tabs>
+        <w:rPr>
+          <w:b/>
+          <w:bCs/>
+          <w:sz w:val="28"/>
+          <w:szCs w:val="28"/>
+          <w:lang w:val="el-GR"/>
+        </w:rPr>
+      </w:pPr>
+      <w:r>
+        <w:rPr>
+          <w:b/>
+          <w:bCs/>
+          <w:sz w:val="28"/>
+          <w:szCs w:val="28"/>
+          <w:lang w:val="el-GR"/>
+        </w:rPr>
+        <w:lastRenderedPageBreak/>
+        <w:t>Συμπ</w:t>
+      </w:r>
+      <w:r>
+        <w:rPr>
+          <w:b/>
+          <w:bCs/>
+          <w:sz w:val="28"/>
+          <w:szCs w:val="28"/>
+          <w:lang w:val="el-GR"/>
+        </w:rPr>
+        <w:t>έ</w:t>
+      </w:r>
+      <w:r>
+        <w:rPr>
+          <w:b/>
+          <w:bCs/>
+          <w:sz w:val="28"/>
+          <w:szCs w:val="28"/>
+          <w:lang w:val="el-GR"/>
+        </w:rPr>
+        <w:t>ρασμα</w:t>
+      </w:r>
+      <w:r>
+        <w:rPr>
+          <w:b/>
+          <w:bCs/>
+          <w:sz w:val="28"/>
+          <w:szCs w:val="28"/>
+          <w:lang w:val="el-GR"/>
+        </w:rPr>
+        <w:t>:</w:t>
+      </w:r>
+    </w:p>
+    <w:p>
+      <w:pPr>
+        <w:tabs>
+          <w:tab w:val="left" w:pos="6125"/>
+        </w:tabs>
+        <w:rPr>
+          <w:b/>
+          <w:bCs/>
+          <w:sz w:val="28"/>
+          <w:szCs w:val="28"/>
+          <w:lang w:val="el-GR"/>
+        </w:rPr>
+      </w:pPr>
+    </w:p>
+    <w:p>
+      <w:pPr>
+        <w:tabs>
+          <w:tab w:val="left" w:pos="6125"/>
+        </w:tabs>
+        <w:rPr>
+          <w:lang w:val="el-GR"/>
+        </w:rPr>
+      </w:pPr>
+      <w:r>
+        <w:rPr>
+          <w:b/>
+          <w:bCs/>
+          <w:lang w:val="el-GR"/>
+        </w:rPr>
+        <w:t>Απόδοση (Χρόνοι Εκτέλεσης)</w:t>
+      </w:r>
+      <w:r>
+        <w:rPr>
+          <w:lang w:val="el-GR"/>
+        </w:rPr>
+        <w:t>:</w:t>
+      </w:r>
+    </w:p>
+    <w:p>
+      <w:pPr>
+        <w:tabs>
+          <w:tab w:val="left" w:pos="6125"/>
+        </w:tabs>
+        <w:rPr>
+          <w:lang w:val="el-GR"/>
+        </w:rPr>
+      </w:pPr>
+      <w:r>
+        <w:rPr>
+          <w:lang w:val="el-GR"/>
+        </w:rPr>
+        <w:t>Όλες οι υλοποιήσεις (</w:t>
+      </w:r>
+      <w:r>
+        <w:t>FIFO</w:t>
+      </w:r>
+      <w:r>
+        <w:rPr>
+          <w:lang w:val="el-GR"/>
+        </w:rPr>
+        <w:t xml:space="preserve">, </w:t>
+      </w:r>
+      <w:r>
+        <w:t>MQ</w:t>
+      </w:r>
+      <w:r>
+        <w:rPr>
+          <w:lang w:val="el-GR"/>
+        </w:rPr>
+        <w:t xml:space="preserve">, </w:t>
+      </w:r>
+      <w:r>
+        <w:t>MMAP</w:t>
+      </w:r>
+      <w:r>
+        <w:rPr>
+          <w:lang w:val="el-GR"/>
+        </w:rPr>
+        <w:t xml:space="preserve">, </w:t>
+      </w:r>
+      <w:r>
+        <w:t>MMAP</w:t>
+      </w:r>
+      <w:r>
+        <w:rPr>
+          <w:lang w:val="el-GR"/>
+        </w:rPr>
+        <w:t>_</w:t>
+      </w:r>
+      <w:r>
+        <w:t>SEM</w:t>
+      </w:r>
+      <w:r>
+        <w:rPr>
+          <w:lang w:val="el-GR"/>
+        </w:rPr>
+        <w:t xml:space="preserve">) παρουσιάζουν σημαντική μείωση του χρόνου εκτέλεσης καθώς αυξάνεται ο αριθμός των διεργασιών, έως και 6 διεργασίες (που αντιστοιχεί στους πυρήνες του </w:t>
+      </w:r>
+      <w:r>
+        <w:rPr>
+          <w:lang w:val="el-GR"/>
+        </w:rPr>
+        <w:t>υπολογιστή</w:t>
+      </w:r>
+      <w:r>
+        <w:rPr>
+          <w:lang w:val="el-GR"/>
+        </w:rPr>
+        <w:t>).</w:t>
+      </w:r>
+    </w:p>
+    <w:p>
+      <w:pPr>
+        <w:tabs>
+          <w:tab w:val="left" w:pos="6125"/>
+        </w:tabs>
+        <w:rPr>
+          <w:lang w:val="el-GR"/>
+        </w:rPr>
+      </w:pPr>
+      <w:r>
+        <w:rPr>
+          <w:lang w:val="el-GR"/>
+        </w:rPr>
+        <w:t>Η μέθοδος</w:t>
+      </w:r>
+      <w:r>
+        <w:t> MMAP </w:t>
+      </w:r>
+      <w:r>
+        <w:rPr>
+          <w:lang w:val="el-GR"/>
+        </w:rPr>
+        <w:t xml:space="preserve">εμφανίζει τους μικρότερους χρόνους εκτέλεσης σε όλες τις περιπτώσεις, ακολουθούμενη από τις </w:t>
+      </w:r>
+      <w:r>
+        <w:t>MQ</w:t>
+      </w:r>
+      <w:r>
+        <w:rPr>
+          <w:lang w:val="el-GR"/>
+        </w:rPr>
+        <w:t xml:space="preserve"> και </w:t>
+      </w:r>
+      <w:r>
+        <w:t>MMAP</w:t>
+      </w:r>
+      <w:r>
+        <w:rPr>
+          <w:lang w:val="el-GR"/>
+        </w:rPr>
+        <w:t>_</w:t>
+      </w:r>
+      <w:r>
+        <w:t>SEM</w:t>
+      </w:r>
+      <w:r>
+        <w:rPr>
+          <w:lang w:val="el-GR"/>
+        </w:rPr>
+        <w:t>.</w:t>
+      </w:r>
+    </w:p>
+    <w:p>
+      <w:pPr>
+        <w:tabs>
+          <w:tab w:val="left" w:pos="6125"/>
+        </w:tabs>
+        <w:rPr>
+          <w:lang w:val="el-GR"/>
+        </w:rPr>
+      </w:pPr>
+      <w:r>
+        <w:rPr>
+          <w:lang w:val="el-GR"/>
+        </w:rPr>
+        <w:t xml:space="preserve">Για 8 διεργασίες παρατηρείται ελαφρά αύξηση του χρόνου σε σχέση με τις 6, πιθανώς λόγω του </w:t>
+      </w:r>
+      <w:r>
+        <w:t>overhead</w:t>
+      </w:r>
+      <w:r>
+        <w:rPr>
+          <w:lang w:val="el-GR"/>
+        </w:rPr>
+        <w:t xml:space="preserve"> του συστήματος από την εκτέλεση περισσότερων διεργασιών από τους διαθέσιμους πυρήνες.</w:t>
+      </w:r>
+    </w:p>
+    <w:p>
+      <w:pPr>
+        <w:tabs>
+          <w:tab w:val="left" w:pos="6125"/>
+        </w:tabs>
+        <w:rPr>
+          <w:lang w:val="el-GR"/>
+        </w:rPr>
+      </w:pPr>
+    </w:p>
+    <w:p>
+      <w:pPr>
+        <w:tabs>
+          <w:tab w:val="left" w:pos="6125"/>
+        </w:tabs>
+      </w:pPr>
+      <w:proofErr w:type="spellStart"/>
+      <w:r>
+        <w:rPr>
+          <w:b/>
+          <w:bCs/>
+        </w:rPr>
+        <w:t>Ακρί</w:t>
+      </w:r>
+      <w:proofErr w:type="spellEnd"/>
+      <w:r>
+        <w:rPr>
+          <w:b/>
+          <w:bCs/>
+        </w:rPr>
+        <w:t>βεια (</w:t>
+      </w:r>
+      <w:proofErr w:type="spellStart"/>
+      <w:r>
+        <w:rPr>
+          <w:b/>
+          <w:bCs/>
+        </w:rPr>
+        <w:t>Σφάλμ</w:t>
+      </w:r>
+      <w:proofErr w:type="spellEnd"/>
+      <w:r>
+        <w:rPr>
+          <w:b/>
+          <w:bCs/>
+        </w:rPr>
+        <w:t>α)</w:t>
+      </w:r>
+      <w:r>
+        <w:t>:</w:t>
+      </w:r>
+    </w:p>
+    <w:p>
+      <w:pPr>
+        <w:tabs>
+          <w:tab w:val="left" w:pos="6125"/>
+        </w:tabs>
+        <w:rPr>
+          <w:lang w:val="el-GR"/>
+        </w:rPr>
+      </w:pPr>
+      <w:r>
+        <w:rPr>
+          <w:lang w:val="el-GR"/>
+        </w:rPr>
+        <w:t>Όλες οι μέθοδοι παράγουν αποτελέσματα πολύ κοντά στο αναμενόμενο, με σφάλματα της τάξης των</w:t>
+      </w:r>
+      <w:r>
+        <w:t> </w:t>
+      </w:r>
+      <m:oMath>
+        <m:sSup>
+          <m:sSupPr>
+            <m:ctrlPr>
+              <w:rPr>
+                <w:rFonts w:ascii="Cambria Math" w:hAnsi="Cambria Math"/>
+              </w:rPr>
+            </m:ctrlPr>
+          </m:sSupPr>
+          <m:e>
+            <m:r>
+              <w:rPr>
+                <w:rFonts w:ascii="Cambria Math" w:hAnsi="Cambria Math"/>
+                <w:lang w:val="el-GR"/>
+              </w:rPr>
+              <m:t>10</m:t>
+            </m:r>
+          </m:e>
+          <m:sup>
+            <m:r>
+              <w:rPr>
+                <w:rFonts w:ascii="Cambria Math" w:hAnsi="Cambria Math"/>
+                <w:lang w:val="el-GR"/>
+              </w:rPr>
+              <m:t>-5</m:t>
+            </m:r>
+          </m:sup>
+        </m:sSup>
+      </m:oMath>
+      <w:r>
+        <w:t> </w:t>
+      </w:r>
+      <w:r>
+        <w:rPr>
+          <w:lang w:val="el-GR"/>
+        </w:rPr>
+        <w:t>έως</w:t>
+      </w:r>
+      <w:r>
+        <w:t> </w:t>
+      </w:r>
+      <m:oMath>
+        <m:sSup>
+          <m:sSupPr>
+            <m:ctrlPr>
+              <w:rPr>
+                <w:rFonts w:ascii="Cambria Math" w:hAnsi="Cambria Math"/>
+              </w:rPr>
+            </m:ctrlPr>
+          </m:sSupPr>
+          <m:e>
+            <m:r>
+              <w:rPr>
+                <w:rFonts w:ascii="Cambria Math" w:hAnsi="Cambria Math"/>
+                <w:lang w:val="el-GR"/>
+              </w:rPr>
+              <m:t>10</m:t>
+            </m:r>
+          </m:e>
+          <m:sup>
+            <m:r>
+              <w:rPr>
+                <w:rFonts w:ascii="Cambria Math" w:hAnsi="Cambria Math"/>
+                <w:lang w:val="el-GR"/>
+              </w:rPr>
+              <m:t>-9</m:t>
+            </m:r>
+          </m:sup>
+        </m:sSup>
+      </m:oMath>
+      <w:r>
+        <w:rPr>
+          <w:lang w:val="el-GR"/>
+        </w:rPr>
+        <w:t>.</w:t>
+      </w:r>
+    </w:p>
+    <w:p>
+      <w:pPr>
+        <w:tabs>
+          <w:tab w:val="left" w:pos="6125"/>
+        </w:tabs>
+        <w:rPr>
+          <w:lang w:val="el-GR"/>
+        </w:rPr>
+      </w:pPr>
+      <w:r>
+        <w:rPr>
+          <w:lang w:val="el-GR"/>
+        </w:rPr>
+        <w:t xml:space="preserve">Δεν υπάρχει σημαντική διαφορά στην ακρίβεια μεταξύ των διαφορετικών υλοποιήσεων, γεγονός που υποδηλώνει ότι όλες οι μέθοδοι </w:t>
+      </w:r>
+      <w:r>
+        <w:t>IPC</w:t>
+      </w:r>
+      <w:r>
+        <w:rPr>
+          <w:lang w:val="el-GR"/>
+        </w:rPr>
+        <w:t xml:space="preserve"> διασφαλίζουν την ορθή μεταφορά και συλλογή των αποτελεσμάτων.</w:t>
+      </w:r>
+    </w:p>
+    <w:p>
+      <w:pPr>
+        <w:tabs>
+          <w:tab w:val="left" w:pos="6125"/>
+        </w:tabs>
+        <w:rPr>
+          <w:lang w:val="el-GR"/>
+        </w:rPr>
+      </w:pPr>
+    </w:p>
+    <w:p>
+      <w:pPr>
+        <w:tabs>
+          <w:tab w:val="left" w:pos="6125"/>
+        </w:tabs>
+      </w:pPr>
+      <w:proofErr w:type="spellStart"/>
+      <w:r>
+        <w:rPr>
+          <w:b/>
+          <w:bCs/>
+        </w:rPr>
+        <w:t>Σύγκριση</w:t>
+      </w:r>
+      <w:proofErr w:type="spellEnd"/>
+      <w:r>
+        <w:rPr>
+          <w:b/>
+          <w:bCs/>
+        </w:rPr>
+        <w:t xml:space="preserve"> </w:t>
+      </w:r>
+      <w:proofErr w:type="spellStart"/>
+      <w:r>
+        <w:rPr>
+          <w:b/>
+          <w:bCs/>
+        </w:rPr>
+        <w:t>Μέσων</w:t>
+      </w:r>
+      <w:proofErr w:type="spellEnd"/>
+      <w:r>
+        <w:rPr>
+          <w:b/>
+          <w:bCs/>
+        </w:rPr>
+        <w:t xml:space="preserve"> IPC</w:t>
+      </w:r>
+      <w:r>
+        <w:t>:</w:t>
+      </w:r>
+    </w:p>
+    <w:p>
+      <w:pPr>
+        <w:tabs>
+          <w:tab w:val="left" w:pos="6125"/>
+        </w:tabs>
+        <w:rPr>
+          <w:lang w:val="el-GR"/>
+        </w:rPr>
+      </w:pPr>
+      <w:r>
+        <w:rPr>
+          <w:lang w:val="el-GR"/>
+        </w:rPr>
+        <w:t>Η</w:t>
+      </w:r>
+      <w:r>
+        <w:t> MMAP </w:t>
+      </w:r>
+      <w:r>
+        <w:rPr>
+          <w:lang w:val="el-GR"/>
+        </w:rPr>
+        <w:t>φαίνεται να είναι η πιο αποδοτική τόσο σε χρόνο όσο και σε απλότητα.</w:t>
+      </w:r>
+    </w:p>
+    <w:p>
+      <w:pPr>
+        <w:tabs>
+          <w:tab w:val="left" w:pos="6125"/>
+        </w:tabs>
+        <w:rPr>
+          <w:lang w:val="el-GR"/>
+        </w:rPr>
+      </w:pPr>
+      <w:r>
+        <w:rPr>
+          <w:lang w:val="el-GR"/>
+        </w:rPr>
+        <w:t>Η χρήση</w:t>
+      </w:r>
+      <w:r>
+        <w:t> </w:t>
+      </w:r>
+      <w:r>
+        <w:rPr>
+          <w:lang w:val="el-GR"/>
+        </w:rPr>
+        <w:t>σεμαφόρου (</w:t>
+      </w:r>
+      <w:r>
+        <w:t>MMAP</w:t>
+      </w:r>
+      <w:r>
+        <w:rPr>
+          <w:lang w:val="el-GR"/>
+        </w:rPr>
+        <w:t>_</w:t>
+      </w:r>
+      <w:r>
+        <w:t>SEM</w:t>
+      </w:r>
+      <w:r>
+        <w:rPr>
+          <w:lang w:val="el-GR"/>
+        </w:rPr>
+        <w:t>)</w:t>
+      </w:r>
+      <w:r>
+        <w:t> </w:t>
+      </w:r>
+      <w:r>
+        <w:rPr>
+          <w:lang w:val="el-GR"/>
+        </w:rPr>
+        <w:t xml:space="preserve">προσφέρει συγχρονισμό, αλλά εισάγει ένα ελαφρύ </w:t>
+      </w:r>
+      <w:r>
+        <w:t>overhead</w:t>
+      </w:r>
+      <w:r>
+        <w:rPr>
+          <w:lang w:val="el-GR"/>
+        </w:rPr>
+        <w:t>, το οποίο γίνεται αισθητό στους χρόνους εκτέλεσης.</w:t>
+      </w:r>
+    </w:p>
+    <w:p>
+      <w:pPr>
+        <w:tabs>
+          <w:tab w:val="left" w:pos="6125"/>
+        </w:tabs>
+        <w:rPr>
+          <w:lang w:val="el-GR"/>
+        </w:rPr>
+      </w:pPr>
+      <w:r>
+        <w:rPr>
+          <w:lang w:val="el-GR"/>
+        </w:rPr>
+        <w:t>Οι μέθοδοι</w:t>
+      </w:r>
+      <w:r>
+        <w:t> FIFO </w:t>
+      </w:r>
+      <w:r>
+        <w:rPr>
+          <w:lang w:val="el-GR"/>
+        </w:rPr>
+        <w:t>και</w:t>
+      </w:r>
+      <w:r>
+        <w:t> MQ </w:t>
+      </w:r>
+      <w:r>
+        <w:rPr>
+          <w:lang w:val="el-GR"/>
+        </w:rPr>
+        <w:t xml:space="preserve">είναι αρκετά αποδοτικές, αλλά λιγότερο από την </w:t>
+      </w:r>
+      <w:r>
+        <w:t>MMAP</w:t>
+      </w:r>
+      <w:r>
+        <w:rPr>
+          <w:lang w:val="el-GR"/>
+        </w:rPr>
+        <w:t>, ιδιαίτερα για μεγάλο αριθμό διεργασιών.</w:t>
+      </w:r>
+    </w:p>
+    <w:p>
+      <w:pPr>
+        <w:tabs>
+          <w:tab w:val="left" w:pos="6125"/>
+        </w:tabs>
+      </w:pPr>
+      <w:r>
+        <w:rPr>
+          <w:b/>
+          <w:bCs/>
+          <w:lang w:val="el-GR"/>
+        </w:rPr>
+        <w:t>Συνοπτικά</w:t>
+      </w:r>
+      <w:r>
+        <w:rPr>
+          <w:lang w:val="el-GR"/>
+        </w:rPr>
+        <w:t xml:space="preserve">, η επιλογή της μεθόδου </w:t>
+      </w:r>
+      <w:r>
+        <w:t>IPC</w:t>
+      </w:r>
+      <w:r>
+        <w:rPr>
+          <w:lang w:val="el-GR"/>
+        </w:rPr>
+        <w:t xml:space="preserve"> επηρεάζει κυρίως την απόδοση και όχι την ακρίβεια του υπολογισμού. Η </w:t>
+      </w:r>
+      <w:r>
+        <w:t>MMAP</w:t>
+      </w:r>
+      <w:r>
+        <w:rPr>
+          <w:lang w:val="el-GR"/>
+        </w:rPr>
+        <w:t xml:space="preserve"> (με ή χωρίς σεμαφόρο) είναι η προτιμότερη επιλογή για παρόμοιες εφαρμογές</w:t>
+      </w:r>
+      <w:r>
+        <w:rPr>
+          <w:lang w:val="el-GR"/>
+        </w:rPr>
+        <w:t>.</w:t>
+      </w:r>
+    </w:p>
+    <w:p>
+      <w:pPr>
+        <w:tabs>
+          <w:tab w:val="left" w:pos="6125"/>
+        </w:tabs>
+        <w:rPr>
+          <w:lang w:val="el-GR"/>
+        </w:rPr>
+      </w:pPr>
+    </w:p>
     <w:sectPr>
       <w:pgSz w:w="12240" w:h="15840"/>
       <w:pgMar w:top="1440" w:right="1800" w:bottom="1440" w:left="1800" w:header="720" w:footer="720" w:gutter="0"/>
@@ -5369,6 +8233,123 @@
     </w:lvl>
   </w:abstractNum>
   <w:abstractNum w:abstractNumId="13" w15:restartNumberingAfterBreak="0">
+    <w:nsid w:val="47D62C37"/>
+    <w:multiLevelType w:val="multilevel"/>
+    <w:tmpl w:val="DCBCD3F0"/>
+    <w:lvl w:ilvl="0">
+      <w:start w:val="1"/>
+      <w:numFmt w:val="decimal"/>
+      <w:lvlText w:val="%1."/>
+      <w:lvlJc w:val="left"/>
+      <w:pPr>
+        <w:tabs>
+          <w:tab w:val="num" w:pos="720"/>
+        </w:tabs>
+        <w:ind w:left="720" w:hanging="360"/>
+      </w:pPr>
+    </w:lvl>
+    <w:lvl w:ilvl="1">
+      <w:start w:val="1"/>
+      <w:numFmt w:val="bullet"/>
+      <w:lvlText w:val="o"/>
+      <w:lvlJc w:val="left"/>
+      <w:pPr>
+        <w:tabs>
+          <w:tab w:val="num" w:pos="1440"/>
+        </w:tabs>
+        <w:ind w:left="1440" w:hanging="360"/>
+      </w:pPr>
+      <w:rPr>
+        <w:rFonts w:ascii="Courier New" w:hAnsi="Courier New" w:hint="default"/>
+        <w:sz w:val="20"/>
+      </w:rPr>
+    </w:lvl>
+    <w:lvl w:ilvl="2" w:tentative="1">
+      <w:start w:val="1"/>
+      <w:numFmt w:val="decimal"/>
+      <w:lvlText w:val="%3."/>
+      <w:lvlJc w:val="left"/>
+      <w:pPr>
+        <w:tabs>
+          <w:tab w:val="num" w:pos="2160"/>
+        </w:tabs>
+        <w:ind w:left="2160" w:hanging="360"/>
+      </w:pPr>
+    </w:lvl>
+    <w:lvl w:ilvl="3" w:tentative="1">
+      <w:start w:val="1"/>
+      <w:numFmt w:val="decimal"/>
+      <w:lvlText w:val="%4."/>
+      <w:lvlJc w:val="left"/>
+      <w:pPr>
+        <w:tabs>
+          <w:tab w:val="num" w:pos="2880"/>
+        </w:tabs>
+        <w:ind w:left="2880" w:hanging="360"/>
+      </w:pPr>
+    </w:lvl>
+    <w:lvl w:ilvl="4" w:tentative="1">
+      <w:start w:val="1"/>
+      <w:numFmt w:val="decimal"/>
+      <w:lvlText w:val="%5."/>
+      <w:lvlJc w:val="left"/>
+      <w:pPr>
+        <w:tabs>
+          <w:tab w:val="num" w:pos="3600"/>
+        </w:tabs>
+        <w:ind w:left="3600" w:hanging="360"/>
+      </w:pPr>
+    </w:lvl>
+    <w:lvl w:ilvl="5" w:tentative="1">
+      <w:start w:val="1"/>
+      <w:numFmt w:val="decimal"/>
+      <w:lvlText w:val="%6."/>
+      <w:lvlJc w:val="left"/>
+      <w:pPr>
+        <w:tabs>
+          <w:tab w:val="num" w:pos="4320"/>
+        </w:tabs>
+        <w:ind w:left="4320" w:hanging="360"/>
+      </w:pPr>
+    </w:lvl>
+    <w:lvl w:ilvl="6" w:tentative="1">
+      <w:start w:val="1"/>
+      <w:numFmt w:val="decimal"/>
+      <w:lvlText w:val="%7."/>
+      <w:lvlJc w:val="left"/>
+      <w:pPr>
+        <w:tabs>
+          <w:tab w:val="num" w:pos="5040"/>
+        </w:tabs>
+        <w:ind w:left="5040" w:hanging="360"/>
+      </w:pPr>
+    </w:lvl>
+    <w:lvl w:ilvl="7" w:tentative="1">
+      <w:start w:val="1"/>
+      <w:numFmt w:val="decimal"/>
+      <w:lvlText w:val="%8."/>
+      <w:lvlJc w:val="left"/>
+      <w:pPr>
+        <w:tabs>
+          <w:tab w:val="num" w:pos="5760"/>
+        </w:tabs>
+        <w:ind w:left="5760" w:hanging="360"/>
+      </w:pPr>
+    </w:lvl>
+    <w:lvl w:ilvl="8" w:tentative="1">
+      <w:start w:val="1"/>
+      <w:numFmt w:val="decimal"/>
+      <w:lvlText w:val="%9."/>
+      <w:lvlJc w:val="left"/>
+      <w:pPr>
+        <w:tabs>
+          <w:tab w:val="num" w:pos="6480"/>
+        </w:tabs>
+        <w:ind w:left="6480" w:hanging="360"/>
+      </w:pPr>
+    </w:lvl>
+  </w:abstractNum>
+  <w:abstractNum w:abstractNumId="14" w15:restartNumberingAfterBreak="0">
     <w:nsid w:val="47DA34AE"/>
     <w:multiLevelType w:val="multilevel"/>
     <w:tmpl w:val="F12A7020"/>
@@ -5517,7 +8498,7 @@
       </w:rPr>
     </w:lvl>
   </w:abstractNum>
-  <w:abstractNum w:abstractNumId="14" w15:restartNumberingAfterBreak="0">
+  <w:abstractNum w:abstractNumId="15" w15:restartNumberingAfterBreak="0">
     <w:nsid w:val="620F15B7"/>
     <w:multiLevelType w:val="multilevel"/>
     <w:tmpl w:val="F12A7020"/>
@@ -5666,7 +8647,7 @@
       </w:rPr>
     </w:lvl>
   </w:abstractNum>
-  <w:abstractNum w:abstractNumId="15" w15:restartNumberingAfterBreak="0">
+  <w:abstractNum w:abstractNumId="16" w15:restartNumberingAfterBreak="0">
     <w:nsid w:val="62523002"/>
     <w:multiLevelType w:val="multilevel"/>
     <w:tmpl w:val="04F0A81E"/>
@@ -5815,7 +8796,7 @@
       </w:rPr>
     </w:lvl>
   </w:abstractNum>
-  <w:abstractNum w:abstractNumId="16" w15:restartNumberingAfterBreak="0">
+  <w:abstractNum w:abstractNumId="17" w15:restartNumberingAfterBreak="0">
     <w:nsid w:val="75F16CB9"/>
     <w:multiLevelType w:val="multilevel"/>
     <w:tmpl w:val="A9EC35E8"/>
@@ -5992,19 +8973,19 @@
     <w:abstractNumId w:val="0"/>
   </w:num>
   <w:num w:numId="10" w16cid:durableId="1098985290">
-    <w:abstractNumId w:val="16"/>
+    <w:abstractNumId w:val="17"/>
   </w:num>
   <w:num w:numId="11" w16cid:durableId="198277027">
-    <w:abstractNumId w:val="15"/>
+    <w:abstractNumId w:val="16"/>
   </w:num>
   <w:num w:numId="12" w16cid:durableId="2122383433">
     <w:abstractNumId w:val="9"/>
   </w:num>
   <w:num w:numId="13" w16cid:durableId="900940424">
-    <w:abstractNumId w:val="14"/>
+    <w:abstractNumId w:val="15"/>
   </w:num>
   <w:num w:numId="14" w16cid:durableId="820392402">
-    <w:abstractNumId w:val="13"/>
+    <w:abstractNumId w:val="14"/>
   </w:num>
   <w:num w:numId="15" w16cid:durableId="369184089">
     <w:abstractNumId w:val="11"/>
@@ -6014,6 +8995,9 @@
   </w:num>
   <w:num w:numId="17" w16cid:durableId="256988356">
     <w:abstractNumId w:val="12"/>
+  </w:num>
+  <w:num w:numId="18" w16cid:durableId="311100021">
+    <w:abstractNumId w:val="13"/>
   </w:num>
 </w:numbering>
 </file>
